--- a/Zinovev2.docx
+++ b/Zinovev2.docx
@@ -5,27 +5,32 @@
     <w:p>
       <w:pPr>
         <w:pStyle w:val="Normal"/>
-        <w:spacing w:before="96" w:after="0"/>
-        <w:ind w:hanging="547" w:left="547"/>
+        <w:widowControl/>
+        <w:suppressAutoHyphens w:val="true"/>
+        <w:overflowPunct w:val="false"/>
+        <w:bidi w:val="0"/>
+        <w:spacing w:lineRule="auto" w:line="360" w:before="0" w:after="0"/>
+        <w:ind w:hanging="0" w:left="0" w:right="0"/>
         <w:jc w:val="center"/>
+        <w:rPr/>
+      </w:pPr>
+      <w:r>
         <w:rPr>
           <w:rFonts w:eastAsia="+mn-ea"/>
           <w:kern w:val="2"/>
         </w:rPr>
-      </w:pPr>
-      <w:r>
-        <w:rPr>
-          <w:rFonts w:eastAsia="+mn-ea"/>
-          <w:kern w:val="2"/>
-        </w:rPr>
         <w:t>МИНИСТЕРСТВО НАУКИ И ВЫСШЕГО ОБРАЗОВАНИЯ РОССИЙСКОЙ ФЕДЕРАЦИИ</w:t>
       </w:r>
     </w:p>
     <w:p>
       <w:pPr>
         <w:pStyle w:val="Normal"/>
-        <w:spacing w:before="96" w:after="0"/>
-        <w:ind w:hanging="547" w:left="547"/>
+        <w:widowControl/>
+        <w:suppressAutoHyphens w:val="true"/>
+        <w:overflowPunct w:val="false"/>
+        <w:bidi w:val="0"/>
+        <w:spacing w:lineRule="auto" w:line="360" w:before="0" w:after="0"/>
+        <w:ind w:hanging="0" w:left="0" w:right="0"/>
         <w:jc w:val="center"/>
         <w:rPr/>
       </w:pPr>
@@ -36,14 +41,35 @@
     <w:p>
       <w:pPr>
         <w:pStyle w:val="Normal"/>
-        <w:spacing w:before="96" w:after="0"/>
-        <w:ind w:hanging="547" w:left="547"/>
+        <w:widowControl/>
+        <w:suppressAutoHyphens w:val="true"/>
+        <w:overflowPunct w:val="false"/>
+        <w:bidi w:val="0"/>
+        <w:spacing w:lineRule="auto" w:line="360" w:before="0" w:after="0"/>
+        <w:ind w:hanging="0" w:left="0" w:right="0"/>
         <w:jc w:val="center"/>
+        <w:rPr/>
+      </w:pPr>
+      <w:r>
         <w:rPr>
           <w:rFonts w:eastAsia="+mn-ea"/>
           <w:caps/>
           <w:kern w:val="2"/>
         </w:rPr>
+        <w:t xml:space="preserve">ФЕДЕРАЛЬНОЕ государственное БЮДЖЕТНОЕ </w:t>
+      </w:r>
+    </w:p>
+    <w:p>
+      <w:pPr>
+        <w:pStyle w:val="Normal"/>
+        <w:widowControl/>
+        <w:suppressAutoHyphens w:val="true"/>
+        <w:overflowPunct w:val="false"/>
+        <w:bidi w:val="0"/>
+        <w:spacing w:lineRule="auto" w:line="360" w:before="0" w:after="0"/>
+        <w:ind w:hanging="0" w:left="0" w:right="0"/>
+        <w:jc w:val="center"/>
+        <w:rPr/>
       </w:pPr>
       <w:r>
         <w:rPr>
@@ -51,107 +77,110 @@
           <w:caps/>
           <w:kern w:val="2"/>
         </w:rPr>
-        <w:t xml:space="preserve">ФЕДЕРАЛЬНОЕ государственное БЮДЖЕТНОЕ </w:t>
+        <w:t>образовательное учреждение</w:t>
       </w:r>
     </w:p>
     <w:p>
       <w:pPr>
         <w:pStyle w:val="Normal"/>
-        <w:spacing w:before="96" w:after="0"/>
-        <w:ind w:hanging="547" w:left="547"/>
+        <w:widowControl/>
+        <w:suppressAutoHyphens w:val="true"/>
+        <w:overflowPunct w:val="false"/>
+        <w:bidi w:val="0"/>
+        <w:spacing w:lineRule="auto" w:line="360" w:before="0" w:after="0"/>
+        <w:ind w:hanging="0" w:left="0" w:right="0"/>
         <w:jc w:val="center"/>
+        <w:rPr/>
+      </w:pPr>
+      <w:r>
         <w:rPr>
           <w:rFonts w:eastAsia="+mn-ea"/>
           <w:caps/>
           <w:kern w:val="2"/>
         </w:rPr>
-      </w:pPr>
-      <w:r>
-        <w:rPr>
-          <w:rFonts w:eastAsia="+mn-ea"/>
-          <w:caps/>
-          <w:kern w:val="2"/>
-        </w:rPr>
-        <w:t>образовательное учреждение</w:t>
+        <w:t>высшего образования</w:t>
       </w:r>
     </w:p>
     <w:p>
       <w:pPr>
         <w:pStyle w:val="Normal"/>
-        <w:spacing w:before="96" w:after="0"/>
-        <w:ind w:hanging="547" w:left="547"/>
+        <w:widowControl/>
+        <w:suppressAutoHyphens w:val="true"/>
+        <w:overflowPunct w:val="false"/>
+        <w:bidi w:val="0"/>
+        <w:spacing w:lineRule="auto" w:line="360" w:before="0" w:after="0"/>
+        <w:ind w:hanging="0" w:left="0" w:right="0"/>
         <w:jc w:val="center"/>
-        <w:rPr>
-          <w:rFonts w:eastAsia="+mn-ea"/>
-          <w:caps/>
-          <w:kern w:val="2"/>
-        </w:rPr>
-      </w:pPr>
-      <w:r>
-        <w:rPr>
-          <w:rFonts w:eastAsia="+mn-ea"/>
-          <w:caps/>
-          <w:kern w:val="2"/>
-        </w:rPr>
-        <w:t>высшего образования</w:t>
-      </w:r>
-    </w:p>
-    <w:p>
-      <w:pPr>
-        <w:pStyle w:val="Normal"/>
-        <w:spacing w:before="96" w:after="0"/>
-        <w:ind w:hanging="547" w:left="547"/>
-        <w:jc w:val="center"/>
+        <w:rPr/>
+      </w:pPr>
+      <w:r>
         <w:rPr>
           <w:rFonts w:eastAsia="+mn-ea"/>
           <w:bCs/>
           <w:kern w:val="2"/>
         </w:rPr>
-      </w:pPr>
-      <w:r>
-        <w:rPr>
-          <w:rFonts w:eastAsia="+mn-ea"/>
-          <w:bCs/>
-          <w:kern w:val="2"/>
-        </w:rPr>
         <w:t>«НОВОСИБИРСКИЙ ГОСУДАРСТВЕННЫЙ ТЕХНИЧЕСКИЙ УНИВЕРСИТЕТ»</w:t>
       </w:r>
     </w:p>
     <w:p>
       <w:pPr>
         <w:pStyle w:val="Normal"/>
-        <w:spacing w:before="96" w:after="0"/>
-        <w:ind w:hanging="547" w:left="547"/>
+        <w:widowControl/>
+        <w:suppressAutoHyphens w:val="true"/>
+        <w:overflowPunct w:val="false"/>
+        <w:bidi w:val="0"/>
+        <w:spacing w:lineRule="auto" w:line="360" w:before="0" w:after="0"/>
+        <w:ind w:hanging="0" w:left="0" w:right="0"/>
         <w:jc w:val="center"/>
+        <w:rPr/>
+      </w:pPr>
+      <w:r>
         <w:rPr>
           <w:rFonts w:eastAsia="+mn-ea"/>
           <w:kern w:val="2"/>
           <w:sz w:val="28"/>
           <w:szCs w:val="28"/>
         </w:rPr>
-      </w:pPr>
-      <w:r>
+        <w:t>_________________________________________________________________</w:t>
+      </w:r>
+    </w:p>
+    <w:p>
+      <w:pPr>
+        <w:pStyle w:val="Normal"/>
+        <w:widowControl/>
+        <w:suppressAutoHyphens w:val="true"/>
+        <w:overflowPunct w:val="false"/>
+        <w:bidi w:val="0"/>
+        <w:spacing w:lineRule="auto" w:line="360" w:before="0" w:after="0"/>
+        <w:ind w:hanging="0" w:left="0" w:right="0"/>
+        <w:jc w:val="center"/>
         <w:rPr>
           <w:rFonts w:eastAsia="+mn-ea"/>
           <w:kern w:val="2"/>
           <w:sz w:val="28"/>
           <w:szCs w:val="28"/>
         </w:rPr>
-        <w:t>_________________________________________________________________</w:t>
-      </w:r>
-    </w:p>
-    <w:p>
-      <w:pPr>
-        <w:pStyle w:val="Normal"/>
-        <w:spacing w:before="96" w:after="0"/>
-        <w:ind w:hanging="547" w:left="547"/>
-        <w:jc w:val="center"/>
+      </w:pPr>
+      <w:r>
         <w:rPr>
           <w:rFonts w:eastAsia="+mn-ea"/>
           <w:kern w:val="2"/>
           <w:sz w:val="28"/>
           <w:szCs w:val="28"/>
         </w:rPr>
+      </w:r>
+    </w:p>
+    <w:p>
+      <w:pPr>
+        <w:pStyle w:val="Normal"/>
+        <w:widowControl/>
+        <w:suppressAutoHyphens w:val="true"/>
+        <w:overflowPunct w:val="false"/>
+        <w:bidi w:val="0"/>
+        <w:spacing w:lineRule="auto" w:line="360" w:before="0" w:after="0"/>
+        <w:ind w:hanging="0" w:left="0" w:right="0"/>
+        <w:jc w:val="center"/>
+        <w:rPr/>
       </w:pPr>
       <w:r>
         <w:rPr>
@@ -160,33 +189,18 @@
           <w:sz w:val="28"/>
           <w:szCs w:val="28"/>
         </w:rPr>
+        <w:t>Кафедра защиты информации</w:t>
       </w:r>
     </w:p>
     <w:p>
       <w:pPr>
         <w:pStyle w:val="Normal"/>
-        <w:spacing w:before="96" w:after="0"/>
-        <w:ind w:hanging="547" w:left="547"/>
-        <w:jc w:val="center"/>
-        <w:rPr>
-          <w:sz w:val="28"/>
-          <w:szCs w:val="28"/>
-        </w:rPr>
-      </w:pPr>
-      <w:r>
-        <w:rPr>
-          <w:rFonts w:eastAsia="+mn-ea"/>
-          <w:kern w:val="2"/>
-          <w:sz w:val="28"/>
-          <w:szCs w:val="28"/>
-        </w:rPr>
-        <w:t>Кафедра защиты информации</w:t>
-      </w:r>
-    </w:p>
-    <w:p>
-      <w:pPr>
-        <w:pStyle w:val="Normal"/>
-        <w:spacing w:lineRule="auto" w:line="276" w:before="0" w:after="200"/>
+        <w:widowControl/>
+        <w:suppressAutoHyphens w:val="true"/>
+        <w:overflowPunct w:val="false"/>
+        <w:bidi w:val="0"/>
+        <w:spacing w:lineRule="auto" w:line="360" w:before="0" w:after="0"/>
+        <w:ind w:hanging="0" w:left="0" w:right="0"/>
         <w:jc w:val="both"/>
         <w:rPr>
           <w:rFonts w:eastAsia="Calibri"/>
@@ -264,7 +278,7 @@
     <w:p>
       <w:pPr>
         <w:pStyle w:val="Normal"/>
-        <w:spacing w:lineRule="auto" w:line="276" w:before="0" w:after="200"/>
+        <w:spacing w:lineRule="auto" w:line="276" w:before="0" w:after="202"/>
         <w:jc w:val="both"/>
         <w:rPr>
           <w:rFonts w:eastAsia="Calibri"/>
@@ -287,15 +301,9 @@
     <w:p>
       <w:pPr>
         <w:pStyle w:val="Normal"/>
-        <w:spacing w:lineRule="auto" w:line="276" w:before="0" w:after="200"/>
+        <w:spacing w:lineRule="auto" w:line="360" w:before="0" w:after="0"/>
         <w:jc w:val="center"/>
-        <w:rPr>
-          <w:rFonts w:eastAsia="Calibri"/>
-          <w:b/>
-          <w:sz w:val="36"/>
-          <w:szCs w:val="32"/>
-          <w:lang w:eastAsia="en-US"/>
-        </w:rPr>
+        <w:rPr/>
       </w:pPr>
       <w:r>
         <w:rPr>
@@ -321,12 +329,9 @@
     <w:p>
       <w:pPr>
         <w:pStyle w:val="Normal"/>
+        <w:spacing w:lineRule="auto" w:line="360" w:before="0" w:after="0"/>
         <w:jc w:val="center"/>
-        <w:rPr>
-          <w:bCs/>
-          <w:sz w:val="28"/>
-          <w:szCs w:val="28"/>
-        </w:rPr>
+        <w:rPr/>
       </w:pPr>
       <w:r>
         <w:rPr>
@@ -352,15 +357,9 @@
     <w:p>
       <w:pPr>
         <w:pStyle w:val="Normal"/>
-        <w:spacing w:lineRule="auto" w:line="276" w:before="0" w:after="200"/>
+        <w:spacing w:lineRule="auto" w:line="360" w:before="0" w:after="0"/>
         <w:jc w:val="center"/>
-        <w:rPr>
-          <w:rFonts w:eastAsia="Calibri"/>
-          <w:bCs/>
-          <w:sz w:val="28"/>
-          <w:szCs w:val="28"/>
-          <w:lang w:eastAsia="en-US"/>
-        </w:rPr>
+        <w:rPr/>
       </w:pPr>
       <w:r>
         <w:rPr>
@@ -402,7 +401,7 @@
           <w:tab w:val="left" w:pos="142" w:leader="none"/>
           <w:tab w:val="left" w:pos="6521" w:leader="none"/>
         </w:tabs>
-        <w:spacing w:before="0" w:after="200"/>
+        <w:spacing w:before="0" w:after="202"/>
         <w:jc w:val="both"/>
         <w:rPr>
           <w:rFonts w:eastAsia="Calibri"/>
@@ -447,12 +446,8 @@
           <w:p>
             <w:pPr>
               <w:pStyle w:val="Normal"/>
-              <w:spacing w:lineRule="auto" w:line="257" w:before="0" w:after="200"/>
-              <w:rPr>
-                <w:sz w:val="28"/>
-                <w:szCs w:val="28"/>
-                <w:lang w:eastAsia="en-US"/>
-              </w:rPr>
+              <w:spacing w:lineRule="auto" w:line="360" w:before="0" w:after="0"/>
+              <w:rPr/>
             </w:pPr>
             <w:r>
               <w:rPr>
@@ -466,12 +461,8 @@
           <w:p>
             <w:pPr>
               <w:pStyle w:val="Normal"/>
-              <w:spacing w:lineRule="auto" w:line="257" w:before="0" w:after="200"/>
-              <w:rPr>
-                <w:sz w:val="28"/>
-                <w:szCs w:val="28"/>
-                <w:lang w:eastAsia="en-US"/>
-              </w:rPr>
+              <w:spacing w:lineRule="auto" w:line="360" w:before="0" w:after="0"/>
+              <w:rPr/>
             </w:pPr>
             <w:r>
               <w:rPr>
@@ -513,12 +504,8 @@
           <w:p>
             <w:pPr>
               <w:pStyle w:val="Normal"/>
-              <w:spacing w:lineRule="auto" w:line="257" w:before="0" w:after="200"/>
-              <w:rPr>
-                <w:sz w:val="28"/>
-                <w:szCs w:val="28"/>
-                <w:lang w:eastAsia="en-US"/>
-              </w:rPr>
+              <w:spacing w:lineRule="auto" w:line="360" w:before="0" w:after="0"/>
+              <w:rPr/>
             </w:pPr>
             <w:r>
               <w:rPr>
@@ -534,14 +521,8 @@
           <w:p>
             <w:pPr>
               <w:pStyle w:val="Normal"/>
-              <w:spacing w:lineRule="auto" w:line="257" w:before="0" w:after="200"/>
-              <w:rPr>
-                <w:rFonts w:eastAsia="+mn-ea"/>
-                <w:kern w:val="2"/>
-                <w:sz w:val="28"/>
-                <w:szCs w:val="22"/>
-                <w:lang w:eastAsia="en-US"/>
-              </w:rPr>
+              <w:spacing w:lineRule="auto" w:line="360" w:before="0" w:after="0"/>
+              <w:rPr/>
             </w:pPr>
             <w:r>
               <w:rPr>
@@ -551,18 +532,54 @@
                 <w:szCs w:val="22"/>
                 <w:lang w:eastAsia="en-US"/>
               </w:rPr>
-              <w:t>«__» марта 2025г</w:t>
+              <w:t xml:space="preserve">«__» </w:t>
+            </w:r>
+            <w:r>
+              <w:rPr>
+                <w:rFonts w:eastAsia="+mn-ea"/>
+                <w:kern w:val="2"/>
+                <w:sz w:val="28"/>
+                <w:szCs w:val="22"/>
+                <w:lang w:eastAsia="en-US"/>
+              </w:rPr>
+              <w:t>апрель</w:t>
+            </w:r>
+            <w:r>
+              <w:rPr>
+                <w:rFonts w:eastAsia="+mn-ea"/>
+                <w:kern w:val="2"/>
+                <w:sz w:val="28"/>
+                <w:szCs w:val="22"/>
+                <w:lang w:eastAsia="en-US"/>
+              </w:rPr>
+              <w:t xml:space="preserve"> 202</w:t>
+            </w:r>
+            <w:r>
+              <w:rPr>
+                <w:rFonts w:eastAsia="+mn-ea"/>
+                <w:kern w:val="2"/>
+                <w:sz w:val="28"/>
+                <w:szCs w:val="22"/>
+                <w:lang w:eastAsia="en-US"/>
+              </w:rPr>
+              <w:t>6</w:t>
+            </w:r>
+            <w:r>
+              <w:rPr>
+                <w:rFonts w:eastAsia="+mn-ea"/>
+                <w:kern w:val="2"/>
+                <w:sz w:val="28"/>
+                <w:szCs w:val="22"/>
+                <w:lang w:eastAsia="en-US"/>
+              </w:rPr>
+              <w:t>г</w:t>
             </w:r>
           </w:p>
           <w:p>
             <w:pPr>
               <w:pStyle w:val="Normal"/>
-              <w:spacing w:lineRule="auto" w:line="257" w:before="0" w:after="200"/>
-              <w:rPr>
-                <w:sz w:val="28"/>
-                <w:szCs w:val="28"/>
-                <w:lang w:eastAsia="en-US"/>
-              </w:rPr>
+              <w:spacing w:lineRule="auto" w:line="360" w:before="0" w:after="0"/>
+              <w:rPr/>
             </w:pPr>
             <w:r>
               <w:rPr>
@@ -570,27 +587,7 @@
                 <w:szCs w:val="28"/>
                 <w:lang w:eastAsia="en-US"/>
               </w:rPr>
-              <w:t>______________________</w:t>
-            </w:r>
-          </w:p>
-          <w:p>
-            <w:pPr>
-              <w:pStyle w:val="Normal"/>
-              <w:spacing w:lineRule="auto" w:line="257" w:before="0" w:after="200"/>
-              <w:jc w:val="both"/>
-              <w:rPr>
-                <w:sz w:val="28"/>
-                <w:szCs w:val="28"/>
-                <w:lang w:eastAsia="en-US"/>
-              </w:rPr>
-            </w:pPr>
-            <w:r>
-              <w:rPr>
-                <w:sz w:val="28"/>
-                <w:szCs w:val="28"/>
-                <w:lang w:eastAsia="en-US"/>
-              </w:rPr>
-              <w:t>(подпись)</w:t>
+              <w:t>______________________ (подпись)</w:t>
             </w:r>
           </w:p>
         </w:tc>
@@ -602,12 +599,8 @@
           <w:p>
             <w:pPr>
               <w:pStyle w:val="Normal"/>
-              <w:spacing w:lineRule="auto" w:line="257" w:before="0" w:after="200"/>
-              <w:rPr>
-                <w:sz w:val="28"/>
-                <w:szCs w:val="28"/>
-                <w:lang w:eastAsia="en-US"/>
-              </w:rPr>
+              <w:spacing w:lineRule="auto" w:line="360" w:before="0" w:after="0"/>
+              <w:rPr/>
             </w:pPr>
             <w:r>
               <w:rPr>
@@ -621,12 +614,8 @@
           <w:p>
             <w:pPr>
               <w:pStyle w:val="Normal"/>
-              <w:spacing w:lineRule="auto" w:line="257" w:before="0" w:after="200"/>
-              <w:rPr>
-                <w:sz w:val="28"/>
-                <w:szCs w:val="28"/>
-                <w:lang w:eastAsia="en-US"/>
-              </w:rPr>
+              <w:spacing w:lineRule="auto" w:line="360" w:before="0" w:after="0"/>
+              <w:rPr/>
             </w:pPr>
             <w:r>
               <w:rPr>
@@ -640,13 +629,8 @@
           <w:p>
             <w:pPr>
               <w:pStyle w:val="Normal"/>
-              <w:spacing w:lineRule="auto" w:line="257" w:before="0" w:after="200"/>
-              <w:rPr>
-                <w:i/>
-                <w:sz w:val="28"/>
-                <w:szCs w:val="28"/>
-                <w:lang w:eastAsia="en-US"/>
-              </w:rPr>
+              <w:spacing w:lineRule="auto" w:line="360" w:before="0" w:after="0"/>
+              <w:rPr/>
             </w:pPr>
             <w:r>
               <w:rPr>
@@ -657,18 +641,15 @@
               </w:rPr>
               <w:t>Медведев Михаил</w:t>
             </w:r>
-          </w:p>
-          <w:p>
-            <w:pPr>
-              <w:pStyle w:val="Normal"/>
-              <w:spacing w:lineRule="auto" w:line="257" w:before="0" w:after="200"/>
+            <w:r>
               <w:rPr>
                 <w:i/>
                 <w:sz w:val="28"/>
                 <w:szCs w:val="28"/>
                 <w:lang w:eastAsia="en-US"/>
               </w:rPr>
-            </w:pPr>
+              <w:t xml:space="preserve"> </w:t>
+            </w:r>
             <w:r>
               <w:rPr>
                 <w:i/>
@@ -682,14 +663,8 @@
           <w:p>
             <w:pPr>
               <w:pStyle w:val="Normal"/>
-              <w:spacing w:lineRule="auto" w:line="257" w:before="0" w:after="200"/>
-              <w:rPr>
-                <w:rFonts w:eastAsia="+mn-ea"/>
-                <w:kern w:val="2"/>
-                <w:sz w:val="28"/>
-                <w:szCs w:val="22"/>
-                <w:lang w:eastAsia="en-US"/>
-              </w:rPr>
+              <w:spacing w:lineRule="auto" w:line="360" w:before="0" w:after="0"/>
+              <w:rPr/>
             </w:pPr>
             <w:r>
               <w:rPr>
@@ -699,18 +674,34 @@
                 <w:szCs w:val="22"/>
                 <w:lang w:eastAsia="en-US"/>
               </w:rPr>
-              <w:t>«___» ______ 2025г</w:t>
+              <w:t>«___» ______ 202</w:t>
+            </w:r>
+            <w:r>
+              <w:rPr>
+                <w:rFonts w:eastAsia="+mn-ea"/>
+                <w:kern w:val="2"/>
+                <w:sz w:val="28"/>
+                <w:szCs w:val="22"/>
+                <w:lang w:eastAsia="en-US"/>
+              </w:rPr>
+              <w:t>6</w:t>
+            </w:r>
+            <w:r>
+              <w:rPr>
+                <w:rFonts w:eastAsia="+mn-ea"/>
+                <w:kern w:val="2"/>
+                <w:sz w:val="28"/>
+                <w:szCs w:val="22"/>
+                <w:lang w:eastAsia="en-US"/>
+              </w:rPr>
+              <w:t>г</w:t>
             </w:r>
           </w:p>
           <w:p>
             <w:pPr>
               <w:pStyle w:val="Normal"/>
-              <w:spacing w:lineRule="auto" w:line="257" w:before="0" w:after="200"/>
-              <w:rPr>
-                <w:sz w:val="28"/>
-                <w:szCs w:val="28"/>
-                <w:lang w:eastAsia="en-US"/>
-              </w:rPr>
+              <w:spacing w:lineRule="auto" w:line="360" w:before="0" w:after="0"/>
+              <w:rPr/>
             </w:pPr>
             <w:r>
               <w:rPr>
@@ -718,32 +709,13 @@
                 <w:szCs w:val="28"/>
                 <w:lang w:eastAsia="en-US"/>
               </w:rPr>
-              <w:t>______________________</w:t>
+              <w:t>______________________ (подпись)</w:t>
             </w:r>
           </w:p>
           <w:p>
             <w:pPr>
               <w:pStyle w:val="Normal"/>
-              <w:spacing w:lineRule="auto" w:line="257" w:before="0" w:after="200"/>
-              <w:rPr>
-                <w:sz w:val="28"/>
-                <w:szCs w:val="28"/>
-                <w:lang w:eastAsia="en-US"/>
-              </w:rPr>
-            </w:pPr>
-            <w:r>
-              <w:rPr>
-                <w:sz w:val="28"/>
-                <w:szCs w:val="28"/>
-                <w:lang w:eastAsia="en-US"/>
-              </w:rPr>
-              <w:t>(подпись)</w:t>
-            </w:r>
-          </w:p>
-          <w:p>
-            <w:pPr>
-              <w:pStyle w:val="Normal"/>
-              <w:spacing w:lineRule="auto" w:line="257" w:before="0" w:after="200"/>
+              <w:spacing w:lineRule="auto" w:line="360" w:before="0" w:after="0"/>
               <w:rPr>
                 <w:sz w:val="28"/>
                 <w:szCs w:val="28"/>
@@ -764,27 +736,8 @@
     <w:p>
       <w:pPr>
         <w:pStyle w:val="Normal"/>
-        <w:spacing w:lineRule="auto" w:line="276" w:before="0" w:after="200"/>
-        <w:rPr>
-          <w:rFonts w:eastAsia="Calibri"/>
-          <w:sz w:val="28"/>
-          <w:szCs w:val="22"/>
-          <w:lang w:val="en-US" w:eastAsia="en-US"/>
-        </w:rPr>
-      </w:pPr>
-      <w:r>
-        <w:rPr>
-          <w:rFonts w:eastAsia="Calibri"/>
-          <w:sz w:val="28"/>
-          <w:szCs w:val="22"/>
-          <w:lang w:val="en-US" w:eastAsia="en-US"/>
-        </w:rPr>
-      </w:r>
-    </w:p>
-    <w:p>
-      <w:pPr>
-        <w:pStyle w:val="Normal"/>
-        <w:spacing w:lineRule="auto" w:line="276" w:before="0" w:after="200"/>
+        <w:spacing w:before="0" w:after="202"/>
+        <w:jc w:val="center"/>
         <w:rPr>
           <w:rFonts w:eastAsia="Calibri"/>
           <w:sz w:val="28"/>
@@ -804,6 +757,70 @@
     <w:p>
       <w:pPr>
         <w:pStyle w:val="Normal"/>
+        <w:spacing w:before="0" w:after="202"/>
+        <w:jc w:val="center"/>
+        <w:rPr>
+          <w:rFonts w:eastAsia="Calibri"/>
+          <w:sz w:val="28"/>
+          <w:szCs w:val="22"/>
+          <w:lang w:eastAsia="en-US"/>
+        </w:rPr>
+      </w:pPr>
+      <w:r>
+        <w:rPr>
+          <w:rFonts w:eastAsia="Calibri"/>
+          <w:sz w:val="28"/>
+          <w:szCs w:val="22"/>
+          <w:lang w:eastAsia="en-US"/>
+        </w:rPr>
+      </w:r>
+    </w:p>
+    <w:p>
+      <w:pPr>
+        <w:pStyle w:val="Normal"/>
+        <w:spacing w:before="0" w:after="202"/>
+        <w:jc w:val="center"/>
+        <w:rPr>
+          <w:rFonts w:eastAsia="Calibri"/>
+          <w:sz w:val="28"/>
+          <w:szCs w:val="22"/>
+          <w:lang w:eastAsia="en-US"/>
+        </w:rPr>
+      </w:pPr>
+      <w:r>
+        <w:rPr>
+          <w:rFonts w:eastAsia="Calibri"/>
+          <w:sz w:val="28"/>
+          <w:szCs w:val="22"/>
+          <w:lang w:eastAsia="en-US"/>
+        </w:rPr>
+      </w:r>
+    </w:p>
+    <w:p>
+      <w:pPr>
+        <w:pStyle w:val="Normal"/>
+        <w:spacing w:before="0" w:after="202"/>
+        <w:jc w:val="center"/>
+        <w:rPr>
+          <w:rFonts w:eastAsia="Calibri"/>
+          <w:sz w:val="28"/>
+          <w:szCs w:val="22"/>
+          <w:lang w:eastAsia="en-US"/>
+        </w:rPr>
+      </w:pPr>
+      <w:r>
+        <w:rPr>
+          <w:rFonts w:eastAsia="Calibri"/>
+          <w:sz w:val="28"/>
+          <w:szCs w:val="22"/>
+          <w:lang w:eastAsia="en-US"/>
+        </w:rPr>
+      </w:r>
+    </w:p>
+    <w:p>
+      <w:pPr>
+        <w:pStyle w:val="Normal"/>
+        <w:spacing w:before="0" w:after="202"/>
         <w:jc w:val="center"/>
         <w:rPr>
           <w:rFonts w:eastAsia="Calibri"/>
@@ -833,6 +850,8 @@
         <w:p>
           <w:pPr>
             <w:pStyle w:val="TOCHeading"/>
+            <w:spacing w:lineRule="auto" w:line="360" w:before="0" w:after="0"/>
+            <w:jc w:val="center"/>
             <w:rPr/>
           </w:pPr>
           <w:r>
@@ -845,11 +864,23 @@
         </w:p>
         <w:p>
           <w:pPr>
+            <w:pStyle w:val="TOCHeading"/>
+            <w:spacing w:lineRule="auto" w:line="360" w:before="0" w:after="0"/>
+            <w:jc w:val="center"/>
+            <w:rPr/>
+          </w:pPr>
+          <w:r>
+            <w:rPr/>
+          </w:r>
+        </w:p>
+        <w:p>
+          <w:pPr>
             <w:pStyle w:val="TOC1"/>
             <w:tabs>
               <w:tab w:val="clear" w:pos="9355"/>
               <w:tab w:val="right" w:pos="9354" w:leader="dot"/>
             </w:tabs>
+            <w:spacing w:lineRule="auto" w:line="360" w:before="0" w:after="0"/>
             <w:rPr/>
           </w:pPr>
           <w:r>
@@ -858,12 +889,16 @@
           <w:r>
             <w:rPr>
               <w:rStyle w:val="IndexLink"/>
+              <w:sz w:val="28"/>
+              <w:szCs w:val="28"/>
             </w:rPr>
             <w:instrText xml:space="preserve"> TOC \f \o "1-9" \h</w:instrText>
           </w:r>
           <w:r>
             <w:rPr>
               <w:rStyle w:val="IndexLink"/>
+              <w:sz w:val="28"/>
+              <w:szCs w:val="28"/>
             </w:rPr>
             <w:fldChar w:fldCharType="separate"/>
           </w:r>
@@ -871,6 +906,8 @@
             <w:r>
               <w:rPr>
                 <w:rStyle w:val="IndexLink"/>
+                <w:sz w:val="28"/>
+                <w:szCs w:val="28"/>
               </w:rPr>
               <w:t>ВВЕДЕНИЕ</w:t>
               <w:tab/>
@@ -885,12 +922,15 @@
               <w:tab w:val="clear" w:pos="9355"/>
               <w:tab w:val="right" w:pos="9354" w:leader="dot"/>
             </w:tabs>
+            <w:spacing w:lineRule="auto" w:line="360" w:before="0" w:after="0"/>
             <w:rPr/>
           </w:pPr>
           <w:hyperlink w:anchor="__RefHeading___Toc2186_4287499827" w:tooltip="Задание 1.">
             <w:r>
               <w:rPr>
                 <w:rStyle w:val="IndexLink"/>
+                <w:sz w:val="28"/>
+                <w:szCs w:val="28"/>
               </w:rPr>
               <w:t>Задание 1.</w:t>
               <w:tab/>
@@ -905,12 +945,15 @@
               <w:tab w:val="clear" w:pos="9355"/>
               <w:tab w:val="right" w:pos="9354" w:leader="dot"/>
             </w:tabs>
+            <w:spacing w:lineRule="auto" w:line="360" w:before="0" w:after="0"/>
             <w:rPr/>
           </w:pPr>
           <w:hyperlink w:anchor="__RefHeading___Toc2188_4287499827" w:tooltip="Задание 2.">
             <w:r>
               <w:rPr>
                 <w:rStyle w:val="IndexLink"/>
+                <w:sz w:val="28"/>
+                <w:szCs w:val="28"/>
               </w:rPr>
               <w:t>Задание 2.</w:t>
               <w:tab/>
@@ -925,12 +968,38 @@
               <w:tab w:val="clear" w:pos="9355"/>
               <w:tab w:val="right" w:pos="9354" w:leader="dot"/>
             </w:tabs>
+            <w:spacing w:lineRule="auto" w:line="360" w:before="0" w:after="0"/>
+            <w:rPr/>
+          </w:pPr>
+          <w:hyperlink w:anchor="__RefHeading___Toc1567_3936134536" w:tooltip="Задание 3.">
+            <w:r>
+              <w:rPr>
+                <w:rStyle w:val="IndexLink"/>
+                <w:sz w:val="28"/>
+                <w:szCs w:val="28"/>
+              </w:rPr>
+              <w:t>Задание 3.</w:t>
+              <w:tab/>
+              <w:t>5</w:t>
+            </w:r>
+          </w:hyperlink>
+        </w:p>
+        <w:p>
+          <w:pPr>
+            <w:pStyle w:val="TOC1"/>
+            <w:tabs>
+              <w:tab w:val="clear" w:pos="9355"/>
+              <w:tab w:val="right" w:pos="9354" w:leader="dot"/>
+            </w:tabs>
+            <w:spacing w:lineRule="auto" w:line="360" w:before="0" w:after="0"/>
             <w:rPr/>
           </w:pPr>
           <w:hyperlink w:anchor="__RefHeading___Toc2192_4287499827" w:tooltip="Задание 4.">
             <w:r>
               <w:rPr>
                 <w:rStyle w:val="IndexLink"/>
+                <w:sz w:val="28"/>
+                <w:szCs w:val="28"/>
               </w:rPr>
               <w:t>Задание 4.</w:t>
               <w:tab/>
@@ -945,14 +1014,17 @@
               <w:tab w:val="clear" w:pos="8788"/>
               <w:tab w:val="right" w:pos="9354" w:leader="dot"/>
             </w:tabs>
+            <w:spacing w:lineRule="auto" w:line="360" w:before="0" w:after="0"/>
             <w:rPr/>
           </w:pPr>
-          <w:hyperlink w:anchor="__RefHeading___Toc2836_4287499827" w:tooltip="а)Собственный VPN сервер;">
+          <w:hyperlink w:anchor="__RefHeading___Toc2836_4287499827" w:tooltip="а)Собственный VPN сервер">
             <w:r>
               <w:rPr>
                 <w:rStyle w:val="IndexLink"/>
+                <w:sz w:val="28"/>
+                <w:szCs w:val="28"/>
               </w:rPr>
-              <w:t>а)Собственный VPN сервер;</w:t>
+              <w:t>а)Собственный VPN сервер</w:t>
               <w:tab/>
               <w:t>5</w:t>
             </w:r>
@@ -965,16 +1037,19 @@
               <w:tab w:val="clear" w:pos="8788"/>
               <w:tab w:val="right" w:pos="9354" w:leader="dot"/>
             </w:tabs>
+            <w:spacing w:lineRule="auto" w:line="360" w:before="0" w:after="0"/>
             <w:rPr/>
           </w:pPr>
           <w:hyperlink w:anchor="__RefHeading___Toc2838_4287499827" w:tooltip="б) Веб – сайт">
             <w:r>
               <w:rPr>
                 <w:rStyle w:val="IndexLink"/>
+                <w:sz w:val="28"/>
+                <w:szCs w:val="28"/>
               </w:rPr>
               <w:t>б) Веб – сайт</w:t>
               <w:tab/>
-              <w:t>6</w:t>
+              <w:t>7</w:t>
             </w:r>
           </w:hyperlink>
         </w:p>
@@ -985,16 +1060,19 @@
               <w:tab w:val="clear" w:pos="8788"/>
               <w:tab w:val="right" w:pos="9354" w:leader="dot"/>
             </w:tabs>
+            <w:spacing w:lineRule="auto" w:line="360" w:before="0" w:after="0"/>
             <w:rPr/>
           </w:pPr>
           <w:hyperlink w:anchor="__RefHeading___Toc2840_4287499827" w:tooltip="c) Приложение">
             <w:r>
               <w:rPr>
                 <w:rStyle w:val="IndexLink"/>
+                <w:sz w:val="28"/>
+                <w:szCs w:val="28"/>
               </w:rPr>
               <w:t>c) Приложение</w:t>
               <w:tab/>
-              <w:t>8</w:t>
+              <w:t>9</w:t>
             </w:r>
           </w:hyperlink>
         </w:p>
@@ -1005,21 +1083,26 @@
               <w:tab w:val="clear" w:pos="9355"/>
               <w:tab w:val="right" w:pos="9354" w:leader="dot"/>
             </w:tabs>
+            <w:spacing w:lineRule="auto" w:line="360" w:before="0" w:after="0"/>
             <w:rPr/>
           </w:pPr>
           <w:hyperlink w:anchor="__RefHeading___Toc2842_4287499827" w:tooltip="Заключение">
             <w:r>
               <w:rPr>
                 <w:rStyle w:val="IndexLink"/>
+                <w:sz w:val="28"/>
+                <w:szCs w:val="28"/>
               </w:rPr>
               <w:t>Заключение</w:t>
               <w:tab/>
-              <w:t>10</w:t>
+              <w:t>11</w:t>
             </w:r>
           </w:hyperlink>
           <w:r>
             <w:rPr>
               <w:rStyle w:val="IndexLink"/>
+              <w:sz w:val="28"/>
+              <w:szCs w:val="28"/>
             </w:rPr>
             <w:fldChar w:fldCharType="end"/>
           </w:r>
@@ -1028,17 +1111,53 @@
     </w:sdt>
     <w:p>
       <w:pPr>
+        <w:pStyle w:val="Heading1"/>
+        <w:spacing w:before="0" w:after="0"/>
+        <w:ind w:hanging="0" w:left="0" w:right="0"/>
+        <w:jc w:val="center"/>
+        <w:rPr/>
+      </w:pPr>
+      <w:r>
+        <w:br w:type="page"/>
+      </w:r>
+      <w:bookmarkStart w:id="0" w:name="__RefHeading___Toc2776_4287499827"/>
+      <w:bookmarkEnd w:id="0"/>
+      <w:r>
+        <w:rPr/>
+        <w:t>ВВЕДЕНИЕ</w:t>
+      </w:r>
+    </w:p>
+    <w:p>
+      <w:pPr>
+        <w:pStyle w:val="Normal"/>
+        <w:spacing w:before="0" w:after="0"/>
+        <w:ind w:hanging="0" w:left="0" w:right="0"/>
+        <w:jc w:val="center"/>
+        <w:rPr/>
+      </w:pPr>
+      <w:r>
+        <w:rPr/>
+      </w:r>
+    </w:p>
+    <w:p>
+      <w:pPr>
         <w:pStyle w:val="Normal"/>
         <w:spacing w:lineRule="auto" w:line="360" w:before="0" w:after="0"/>
         <w:ind w:firstLine="709"/>
         <w:jc w:val="both"/>
+        <w:rPr/>
+      </w:pPr>
+      <w:bookmarkStart w:id="1" w:name="m1COPY_IS_MOVE"/>
+      <w:r>
         <w:rPr>
           <w:b/>
           <w:bCs/>
           <w:sz w:val="28"/>
           <w:szCs w:val="28"/>
         </w:rPr>
-      </w:pPr>
+        <w:t>Цел</w:t>
+      </w:r>
+      <w:bookmarkEnd w:id="1"/>
       <w:r>
         <w:rPr>
           <w:b/>
@@ -1046,24 +1165,39 @@
           <w:sz w:val="28"/>
           <w:szCs w:val="28"/>
         </w:rPr>
-      </w:r>
-      <w:r>
-        <w:br w:type="page"/>
-      </w:r>
-    </w:p>
-    <w:p>
-      <w:pPr>
-        <w:pStyle w:val="Heading1"/>
-        <w:spacing w:before="0" w:after="0"/>
-        <w:ind w:firstLine="720" w:left="0" w:right="0"/>
-        <w:jc w:val="center"/>
-        <w:rPr/>
-      </w:pPr>
-      <w:bookmarkStart w:id="0" w:name="__RefHeading___Toc2776_4287499827"/>
-      <w:bookmarkEnd w:id="0"/>
-      <w:r>
-        <w:rPr/>
-        <w:t>ВВЕДЕНИЕ</w:t>
+        <w:t>ь работы:</w:t>
+      </w:r>
+      <w:r>
+        <w:rPr>
+          <w:rFonts w:cs="Times New Roman"/>
+          <w:bCs/>
+          <w:sz w:val="28"/>
+          <w:szCs w:val="28"/>
+        </w:rPr>
+        <w:t xml:space="preserve"> развертывание собственного</w:t>
+      </w:r>
+      <w:r>
+        <w:rPr>
+          <w:rFonts w:cs="Times New Roman"/>
+          <w:bCs/>
+          <w:sz w:val="28"/>
+          <w:szCs w:val="28"/>
+          <w:lang w:val="en-US"/>
+        </w:rPr>
+        <w:t xml:space="preserve"> VD</w:t>
+      </w:r>
+      <w:r>
+        <w:rPr>
+          <w:rFonts w:cs="Times New Roman"/>
+          <w:bCs/>
+          <w:sz w:val="28"/>
+          <w:szCs w:val="28"/>
+        </w:rPr>
+        <w:t>S в инфраструктуре НГТУ. Деплой веб-приложения</w:t>
+      </w:r>
+      <w:r>
+        <w:rPr/>
+        <w:t>.</w:t>
       </w:r>
     </w:p>
     <w:p>
@@ -1072,77 +1206,7 @@
         <w:spacing w:lineRule="auto" w:line="360" w:before="0" w:after="0"/>
         <w:ind w:firstLine="709"/>
         <w:jc w:val="both"/>
-        <w:rPr>
-          <w:bCs/>
-          <w:sz w:val="28"/>
-          <w:szCs w:val="28"/>
-        </w:rPr>
-      </w:pPr>
-      <w:bookmarkStart w:id="1" w:name="m1COPY_IS_MOVE"/>
-      <w:r>
-        <w:rPr>
-          <w:b/>
-          <w:bCs/>
-          <w:sz w:val="28"/>
-          <w:szCs w:val="28"/>
-        </w:rPr>
-        <w:t>Цел</w:t>
-      </w:r>
-      <w:bookmarkEnd w:id="1"/>
-      <w:r>
-        <w:rPr>
-          <w:b/>
-          <w:bCs/>
-          <w:sz w:val="28"/>
-          <w:szCs w:val="28"/>
-        </w:rPr>
-        <w:t>ь работы:</w:t>
-      </w:r>
-      <w:r>
-        <w:rPr>
-          <w:rFonts w:cs="Times New Roman"/>
-          <w:bCs/>
-          <w:sz w:val="28"/>
-          <w:szCs w:val="28"/>
-        </w:rPr>
-        <w:t xml:space="preserve"> развертывание собственного</w:t>
-      </w:r>
-      <w:r>
-        <w:rPr>
-          <w:rFonts w:cs="Times New Roman"/>
-          <w:bCs/>
-          <w:sz w:val="28"/>
-          <w:szCs w:val="28"/>
-          <w:lang w:val="en-US"/>
-        </w:rPr>
-        <w:t xml:space="preserve"> VD</w:t>
-      </w:r>
-      <w:r>
-        <w:rPr>
-          <w:rFonts w:cs="Times New Roman"/>
-          <w:bCs/>
-          <w:sz w:val="28"/>
-          <w:szCs w:val="28"/>
-        </w:rPr>
-        <w:t>S в инфраструктуре НГТУ. Деплой веб-приложения</w:t>
-      </w:r>
-      <w:r>
-        <w:rPr/>
-        <w:t>.</w:t>
-      </w:r>
-    </w:p>
-    <w:p>
-      <w:pPr>
-        <w:pStyle w:val="Normal"/>
-        <w:spacing w:lineRule="auto" w:line="360"/>
-        <w:ind w:firstLine="709"/>
-        <w:jc w:val="both"/>
-        <w:rPr>
-          <w:b/>
-          <w:bCs/>
-          <w:sz w:val="28"/>
-          <w:szCs w:val="28"/>
-        </w:rPr>
+        <w:rPr/>
       </w:pPr>
       <w:r>
         <w:rPr>
@@ -1163,12 +1227,9 @@
         </w:numPr>
         <w:spacing w:lineRule="auto" w:line="360" w:before="0" w:after="0"/>
         <w:ind w:firstLine="851" w:left="0"/>
-        <w:contextualSpacing/>
+        <w:contextualSpacing w:val="false"/>
         <w:jc w:val="both"/>
-        <w:rPr>
-          <w:sz w:val="28"/>
-          <w:szCs w:val="28"/>
-        </w:rPr>
+        <w:rPr/>
       </w:pPr>
       <w:r>
         <w:rPr>
@@ -1239,12 +1300,9 @@
         </w:numPr>
         <w:spacing w:lineRule="auto" w:line="360" w:before="0" w:after="0"/>
         <w:ind w:firstLine="851" w:left="0"/>
-        <w:contextualSpacing/>
+        <w:contextualSpacing w:val="false"/>
         <w:jc w:val="both"/>
-        <w:rPr>
-          <w:sz w:val="28"/>
-          <w:szCs w:val="28"/>
-        </w:rPr>
+        <w:rPr/>
       </w:pPr>
       <w:r>
         <w:rPr>
@@ -1273,12 +1331,9 @@
         </w:numPr>
         <w:spacing w:lineRule="auto" w:line="360" w:before="0" w:after="0"/>
         <w:ind w:firstLine="851" w:left="0"/>
-        <w:contextualSpacing/>
+        <w:contextualSpacing w:val="false"/>
         <w:jc w:val="both"/>
-        <w:rPr>
-          <w:sz w:val="28"/>
-          <w:szCs w:val="28"/>
-        </w:rPr>
+        <w:rPr/>
       </w:pPr>
       <w:r>
         <w:rPr>
@@ -1306,7 +1361,7 @@
           <w:numId w:val="1"/>
         </w:numPr>
         <w:spacing w:lineRule="auto" w:line="360" w:before="0" w:after="0"/>
-        <w:contextualSpacing/>
+        <w:contextualSpacing w:val="false"/>
         <w:jc w:val="both"/>
         <w:rPr/>
       </w:pPr>
@@ -1336,12 +1391,9 @@
           <w:numId w:val="1"/>
         </w:numPr>
         <w:spacing w:lineRule="auto" w:line="360" w:before="0" w:after="0"/>
-        <w:contextualSpacing/>
+        <w:contextualSpacing w:val="false"/>
         <w:jc w:val="both"/>
-        <w:rPr>
-          <w:sz w:val="28"/>
-          <w:szCs w:val="28"/>
-        </w:rPr>
+        <w:rPr/>
       </w:pPr>
       <w:r>
         <w:rPr>
@@ -1360,12 +1412,9 @@
           <w:numId w:val="1"/>
         </w:numPr>
         <w:spacing w:lineRule="auto" w:line="360" w:before="0" w:after="0"/>
-        <w:contextualSpacing/>
+        <w:contextualSpacing w:val="false"/>
         <w:jc w:val="both"/>
-        <w:rPr>
-          <w:sz w:val="28"/>
-          <w:szCs w:val="28"/>
-        </w:rPr>
+        <w:rPr/>
       </w:pPr>
       <w:r>
         <w:rPr>
@@ -1384,13 +1433,9 @@
           <w:numId w:val="1"/>
         </w:numPr>
         <w:spacing w:lineRule="auto" w:line="360" w:before="0" w:after="0"/>
-        <w:contextualSpacing/>
+        <w:contextualSpacing w:val="false"/>
         <w:jc w:val="both"/>
-        <w:rPr>
-          <w:rFonts w:ascii="Times New Roman" w:hAnsi="Times New Roman" w:cs="Times New Roman"/>
-          <w:sz w:val="28"/>
-          <w:szCs w:val="28"/>
-        </w:rPr>
+        <w:rPr/>
       </w:pPr>
       <w:r>
         <w:rPr>
@@ -1410,11 +1455,11 @@
           <w:numId w:val="1"/>
         </w:numPr>
         <w:suppressAutoHyphens w:val="true"/>
-        <w:overflowPunct w:val="true"/>
+        <w:overflowPunct w:val="false"/>
         <w:bidi w:val="0"/>
         <w:spacing w:lineRule="auto" w:line="360" w:before="0" w:after="0"/>
         <w:ind w:firstLine="720" w:left="0" w:right="0"/>
-        <w:contextualSpacing/>
+        <w:contextualSpacing w:val="false"/>
         <w:jc w:val="both"/>
         <w:rPr/>
       </w:pPr>
@@ -1435,12 +1480,9 @@
           <w:numId w:val="1"/>
         </w:numPr>
         <w:spacing w:lineRule="auto" w:line="360" w:before="0" w:after="0"/>
-        <w:contextualSpacing/>
+        <w:contextualSpacing w:val="false"/>
         <w:jc w:val="both"/>
-        <w:rPr>
-          <w:sz w:val="28"/>
-          <w:szCs w:val="28"/>
-        </w:rPr>
+        <w:rPr/>
       </w:pPr>
       <w:r>
         <w:rPr>
@@ -1485,12 +1527,9 @@
           <w:numId w:val="1"/>
         </w:numPr>
         <w:spacing w:lineRule="auto" w:line="360" w:before="0" w:after="0"/>
-        <w:contextualSpacing/>
+        <w:contextualSpacing w:val="false"/>
         <w:jc w:val="both"/>
-        <w:rPr>
-          <w:sz w:val="28"/>
-          <w:szCs w:val="28"/>
-        </w:rPr>
+        <w:rPr/>
       </w:pPr>
       <w:r>
         <w:rPr>
@@ -1518,12 +1557,9 @@
           <w:numId w:val="1"/>
         </w:numPr>
         <w:spacing w:lineRule="auto" w:line="360" w:before="0" w:after="0"/>
-        <w:contextualSpacing/>
+        <w:contextualSpacing w:val="false"/>
         <w:jc w:val="both"/>
-        <w:rPr>
-          <w:sz w:val="28"/>
-          <w:szCs w:val="28"/>
-        </w:rPr>
+        <w:rPr/>
       </w:pPr>
       <w:r>
         <w:rPr>
@@ -1543,12 +1579,9 @@
         </w:numPr>
         <w:spacing w:lineRule="auto" w:line="360" w:before="0" w:after="0"/>
         <w:ind w:firstLine="851" w:left="0"/>
-        <w:contextualSpacing/>
+        <w:contextualSpacing w:val="false"/>
         <w:jc w:val="both"/>
-        <w:rPr>
-          <w:sz w:val="28"/>
-          <w:szCs w:val="28"/>
-        </w:rPr>
+        <w:rPr/>
       </w:pPr>
       <w:r>
         <w:rPr>
@@ -1573,29 +1606,24 @@
     <w:p>
       <w:pPr>
         <w:pStyle w:val="Normal"/>
-        <w:spacing w:lineRule="auto" w:line="360"/>
+        <w:spacing w:lineRule="auto" w:line="360" w:before="0" w:after="0"/>
         <w:jc w:val="center"/>
+        <w:rPr/>
+      </w:pPr>
+      <w:r>
         <w:rPr>
           <w:b/>
+          <w:sz w:val="28"/>
+          <w:szCs w:val="28"/>
+        </w:rPr>
+        <w:t>Вариант:</w:t>
+      </w:r>
+      <w:r>
+        <w:rPr>
           <w:bCs/>
           <w:sz w:val="28"/>
           <w:szCs w:val="28"/>
         </w:rPr>
-      </w:pPr>
-      <w:r>
-        <w:rPr>
-          <w:b/>
-          <w:sz w:val="28"/>
-          <w:szCs w:val="28"/>
-        </w:rPr>
-        <w:t>Вариант:</w:t>
-      </w:r>
-      <w:r>
-        <w:rPr>
-          <w:bCs/>
-          <w:sz w:val="28"/>
-          <w:szCs w:val="28"/>
-        </w:rPr>
         <w:t xml:space="preserve"> 7. «Безопасность в промышленности и производстве» </w:t>
       </w:r>
       <w:r>
@@ -1605,8 +1633,9 @@
     <w:p>
       <w:pPr>
         <w:pStyle w:val="Heading1"/>
-        <w:spacing w:before="0" w:after="0"/>
-        <w:ind w:firstLine="720" w:left="0" w:right="0"/>
+        <w:spacing w:lineRule="auto" w:line="360" w:before="0" w:after="0"/>
+        <w:ind w:hanging="0" w:left="0" w:right="0"/>
+        <w:jc w:val="center"/>
         <w:rPr/>
       </w:pPr>
       <w:bookmarkStart w:id="2" w:name="__RefHeading___Toc2186_4287499827"/>
@@ -1614,6 +1643,18 @@
       <w:r>
         <w:rPr/>
         <w:t>Задание 1.</w:t>
+      </w:r>
+    </w:p>
+    <w:p>
+      <w:pPr>
+        <w:pStyle w:val="Normal"/>
+        <w:spacing w:lineRule="auto" w:line="360" w:before="0" w:after="0"/>
+        <w:ind w:hanging="0" w:left="0" w:right="0"/>
+        <w:jc w:val="center"/>
+        <w:rPr/>
+      </w:pPr>
+      <w:r>
+        <w:rPr/>
       </w:r>
     </w:p>
     <w:p>
@@ -1625,24 +1666,36 @@
           <w:tab w:val="left" w:pos="0" w:leader="none"/>
         </w:tabs>
         <w:suppressAutoHyphens w:val="true"/>
-        <w:overflowPunct w:val="true"/>
+        <w:overflowPunct w:val="false"/>
         <w:bidi w:val="0"/>
         <w:spacing w:lineRule="auto" w:line="360" w:before="0" w:after="0"/>
         <w:ind w:firstLine="720" w:left="0" w:right="0"/>
         <w:jc w:val="both"/>
+        <w:rPr/>
+      </w:pPr>
+      <w:r>
         <w:rPr>
           <w:bCs/>
           <w:sz w:val="28"/>
           <w:szCs w:val="28"/>
         </w:rPr>
-      </w:pPr>
+        <w:t>Я авторизовался в сервисе в соотве</w:t>
+      </w:r>
       <w:r>
         <w:rPr>
           <w:bCs/>
           <w:sz w:val="28"/>
           <w:szCs w:val="28"/>
         </w:rPr>
-        <w:t>Я авторизовался в сервисе в соотвествии с инструкцией.</w:t>
+        <w:t>т</w:t>
+      </w:r>
+      <w:r>
+        <w:rPr>
+          <w:bCs/>
+          <w:sz w:val="28"/>
+          <w:szCs w:val="28"/>
+        </w:rPr>
+        <w:t>ствии с инструкцией.</w:t>
       </w:r>
     </w:p>
     <w:p>
@@ -1654,7 +1707,7 @@
           <w:tab w:val="left" w:pos="0" w:leader="none"/>
         </w:tabs>
         <w:suppressAutoHyphens w:val="true"/>
-        <w:overflowPunct w:val="true"/>
+        <w:overflowPunct w:val="false"/>
         <w:bidi w:val="0"/>
         <w:spacing w:lineRule="auto" w:line="360" w:before="0" w:after="0"/>
         <w:ind w:firstLine="720" w:left="0" w:right="0"/>
@@ -1676,19 +1729,28 @@
     <w:p>
       <w:pPr>
         <w:pStyle w:val="Heading1"/>
-        <w:spacing w:before="0" w:after="0"/>
-        <w:ind w:firstLine="720" w:left="0" w:right="0"/>
-        <w:rPr>
-          <w:bCs/>
-          <w:sz w:val="28"/>
-          <w:szCs w:val="28"/>
-        </w:rPr>
+        <w:spacing w:lineRule="auto" w:line="360" w:before="0" w:after="0"/>
+        <w:ind w:hanging="0" w:left="0" w:right="0"/>
+        <w:jc w:val="center"/>
+        <w:rPr/>
       </w:pPr>
       <w:bookmarkStart w:id="3" w:name="__RefHeading___Toc2188_4287499827"/>
       <w:bookmarkEnd w:id="3"/>
       <w:r>
         <w:rPr/>
         <w:t>Задание 2.</w:t>
+      </w:r>
+    </w:p>
+    <w:p>
+      <w:pPr>
+        <w:pStyle w:val="Normal"/>
+        <w:spacing w:lineRule="auto" w:line="360" w:before="0" w:after="0"/>
+        <w:ind w:hanging="0" w:left="0" w:right="0"/>
+        <w:jc w:val="center"/>
+        <w:rPr/>
+      </w:pPr>
+      <w:r>
+        <w:rPr/>
       </w:r>
     </w:p>
     <w:p>
@@ -1700,16 +1762,12 @@
           <w:tab w:val="left" w:pos="0" w:leader="none"/>
         </w:tabs>
         <w:suppressAutoHyphens w:val="true"/>
-        <w:overflowPunct w:val="true"/>
+        <w:overflowPunct w:val="false"/>
         <w:bidi w:val="0"/>
         <w:spacing w:lineRule="auto" w:line="360" w:before="0" w:after="0"/>
         <w:ind w:firstLine="720" w:left="0" w:right="0"/>
         <w:jc w:val="both"/>
-        <w:rPr>
-          <w:bCs/>
-          <w:sz w:val="28"/>
-          <w:szCs w:val="28"/>
-        </w:rPr>
+        <w:rPr/>
       </w:pPr>
       <w:r>
         <w:rPr>
@@ -1729,24 +1787,20 @@
           <w:tab w:val="left" w:pos="0" w:leader="none"/>
         </w:tabs>
         <w:suppressAutoHyphens w:val="true"/>
-        <w:overflowPunct w:val="true"/>
+        <w:overflowPunct w:val="false"/>
         <w:bidi w:val="0"/>
         <w:spacing w:lineRule="auto" w:line="360" w:before="0" w:after="0"/>
         <w:ind w:firstLine="720" w:left="0" w:right="0"/>
         <w:jc w:val="both"/>
+        <w:rPr/>
+      </w:pPr>
+      <w:r>
         <w:rPr>
           <w:bCs/>
           <w:sz w:val="28"/>
           <w:szCs w:val="28"/>
         </w:rPr>
-      </w:pPr>
-      <w:r>
-        <w:rPr>
-          <w:bCs/>
-          <w:sz w:val="28"/>
-          <w:szCs w:val="28"/>
-        </w:rPr>
-        <w:t xml:space="preserve">Так как моя задача — </w:t>
+        <w:t xml:space="preserve">Так как моя задача – </w:t>
       </w:r>
       <w:r>
         <w:rPr>
@@ -1786,23 +1840,44 @@
           <w:tab w:val="left" w:pos="0" w:leader="none"/>
         </w:tabs>
         <w:suppressAutoHyphens w:val="true"/>
-        <w:overflowPunct w:val="true"/>
+        <w:overflowPunct w:val="false"/>
         <w:bidi w:val="0"/>
         <w:spacing w:lineRule="auto" w:line="360" w:before="0" w:after="0"/>
+        <w:ind w:firstLine="720" w:left="0" w:right="0"/>
+        <w:jc w:val="both"/>
+        <w:rPr>
+          <w:rFonts w:cs="Times New Roman"/>
+          <w:bCs/>
+          <w:sz w:val="28"/>
+          <w:szCs w:val="28"/>
+        </w:rPr>
+      </w:pPr>
+      <w:r>
+        <w:rPr>
+          <w:rFonts w:cs="Times New Roman"/>
+          <w:bCs/>
+          <w:sz w:val="28"/>
+          <w:szCs w:val="28"/>
+        </w:rPr>
+      </w:r>
+    </w:p>
+    <w:p>
+      <w:pPr>
+        <w:pStyle w:val="Normal"/>
+        <w:widowControl/>
+        <w:tabs>
+          <w:tab w:val="clear" w:pos="708"/>
+          <w:tab w:val="left" w:pos="0" w:leader="none"/>
+        </w:tabs>
+        <w:suppressAutoHyphens w:val="true"/>
+        <w:overflowPunct w:val="false"/>
+        <w:bidi w:val="0"/>
+        <w:spacing w:lineRule="auto" w:line="360" w:before="0" w:after="0"/>
         <w:ind w:hanging="0" w:left="0" w:right="0"/>
-        <w:jc w:val="both"/>
-        <w:rPr>
-          <w:bCs/>
-          <w:sz w:val="28"/>
-          <w:szCs w:val="28"/>
-        </w:rPr>
-      </w:pPr>
-      <w:r>
-        <w:rPr>
-          <w:bCs/>
-          <w:sz w:val="28"/>
-          <w:szCs w:val="28"/>
-        </w:rPr>
+        <w:jc w:val="center"/>
+        <w:rPr/>
+      </w:pPr>
+      <w:r>
         <w:drawing>
           <wp:anchor distT="0" distB="0" distL="0" distR="0" simplePos="0" relativeHeight="3" behindDoc="0" locked="0" layoutInCell="0" allowOverlap="1">
             <wp:simplePos x="0" y="0"/>
@@ -1814,7 +1889,7 @@
             </wp:positionV>
             <wp:extent cx="3395345" cy="3711575"/>
             <wp:effectExtent l="0" t="0" r="0" b="0"/>
-            <wp:wrapSquare wrapText="largest"/>
+            <wp:wrapTopAndBottom/>
             <wp:docPr id="2" name="Image1"/>
             <wp:cNvGraphicFramePr>
               <a:graphicFrameLocks xmlns:a="http://schemas.openxmlformats.org/drawingml/2006/main" noChangeAspect="1"/>
@@ -1850,6 +1925,14 @@
           </wp:anchor>
         </w:drawing>
       </w:r>
+      <w:r>
+        <w:rPr>
+          <w:bCs/>
+          <w:sz w:val="28"/>
+          <w:szCs w:val="28"/>
+        </w:rPr>
+        <w:t>Рисунок 1 – Выделенные ресурсы под развёртывание собственного VDS</w:t>
+      </w:r>
     </w:p>
     <w:p>
       <w:pPr>
@@ -1860,7 +1943,7 @@
           <w:tab w:val="left" w:pos="0" w:leader="none"/>
         </w:tabs>
         <w:suppressAutoHyphens w:val="true"/>
-        <w:overflowPunct w:val="true"/>
+        <w:overflowPunct w:val="false"/>
         <w:bidi w:val="0"/>
         <w:spacing w:lineRule="auto" w:line="360" w:before="0" w:after="0"/>
         <w:ind w:hanging="0" w:left="0" w:right="0"/>
@@ -1888,23 +1971,46 @@
           <w:tab w:val="left" w:pos="0" w:leader="none"/>
         </w:tabs>
         <w:suppressAutoHyphens w:val="true"/>
-        <w:overflowPunct w:val="true"/>
+        <w:overflowPunct w:val="false"/>
         <w:bidi w:val="0"/>
         <w:spacing w:lineRule="auto" w:line="360" w:before="0" w:after="0"/>
+        <w:ind w:firstLine="720" w:left="0" w:right="0"/>
+        <w:jc w:val="both"/>
+        <w:rPr/>
+      </w:pPr>
+      <w:r>
+        <w:rPr>
+          <w:bCs/>
+          <w:sz w:val="28"/>
+          <w:szCs w:val="28"/>
+        </w:rPr>
+        <w:t>Также я опубликовал сервер во вкладке сети и подключился к серверу по средствам утилиты ssh.</w:t>
+      </w:r>
+    </w:p>
+    <w:p>
+      <w:pPr>
+        <w:pStyle w:val="Heading1"/>
+        <w:ind w:hanging="0" w:left="0"/>
+        <w:jc w:val="center"/>
+        <w:rPr/>
+      </w:pPr>
+      <w:bookmarkStart w:id="4" w:name="__RefHeading___Toc1567_3936134536"/>
+      <w:bookmarkEnd w:id="4"/>
+      <w:r>
+        <w:rPr/>
+        <w:t>Задание 3.</w:t>
+      </w:r>
+    </w:p>
+    <w:p>
+      <w:pPr>
+        <w:pStyle w:val="Normal"/>
+        <w:spacing w:lineRule="auto" w:line="360" w:before="0" w:after="0"/>
         <w:ind w:hanging="0" w:left="0" w:right="0"/>
-        <w:jc w:val="both"/>
-        <w:rPr>
-          <w:bCs/>
-          <w:sz w:val="28"/>
-          <w:szCs w:val="28"/>
-        </w:rPr>
-      </w:pPr>
-      <w:r>
-        <w:rPr>
-          <w:bCs/>
-          <w:sz w:val="28"/>
-          <w:szCs w:val="28"/>
-        </w:rPr>
+        <w:jc w:val="center"/>
+        <w:rPr/>
+      </w:pPr>
+      <w:r>
+        <w:rPr/>
       </w:r>
     </w:p>
     <w:p>
@@ -1916,23 +2022,20 @@
           <w:tab w:val="left" w:pos="0" w:leader="none"/>
         </w:tabs>
         <w:suppressAutoHyphens w:val="true"/>
-        <w:overflowPunct w:val="true"/>
+        <w:overflowPunct w:val="false"/>
         <w:bidi w:val="0"/>
         <w:spacing w:lineRule="auto" w:line="360" w:before="0" w:after="0"/>
-        <w:ind w:hanging="0" w:left="0" w:right="0"/>
+        <w:ind w:firstLine="720" w:left="0" w:right="0"/>
         <w:jc w:val="both"/>
+        <w:rPr/>
+      </w:pPr>
+      <w:r>
         <w:rPr>
           <w:bCs/>
           <w:sz w:val="28"/>
           <w:szCs w:val="28"/>
         </w:rPr>
-      </w:pPr>
-      <w:r>
-        <w:rPr>
-          <w:bCs/>
-          <w:sz w:val="28"/>
-          <w:szCs w:val="28"/>
-        </w:rPr>
+        <w:t>В качестве OS я выбрал серверную версию ubuntu. В консоли сервер был обновлен, сменен пароль. После чего я подключился по ssh используя программу Kitty.</w:t>
       </w:r>
     </w:p>
     <w:p>
@@ -1944,23 +2047,50 @@
           <w:tab w:val="left" w:pos="0" w:leader="none"/>
         </w:tabs>
         <w:suppressAutoHyphens w:val="true"/>
-        <w:overflowPunct w:val="true"/>
+        <w:overflowPunct w:val="false"/>
         <w:bidi w:val="0"/>
         <w:spacing w:lineRule="auto" w:line="360" w:before="0" w:after="0"/>
+        <w:ind w:firstLine="720" w:left="0" w:right="0"/>
+        <w:jc w:val="both"/>
+        <w:rPr>
+          <w:bCs/>
+          <w:sz w:val="28"/>
+          <w:szCs w:val="28"/>
+        </w:rPr>
+      </w:pPr>
+      <w:r>
+        <w:rPr>
+          <w:bCs/>
+          <w:sz w:val="28"/>
+          <w:szCs w:val="28"/>
+        </w:rPr>
+      </w:r>
+    </w:p>
+    <w:p>
+      <w:pPr>
+        <w:pStyle w:val="Heading1"/>
+        <w:spacing w:lineRule="auto" w:line="360" w:before="0" w:after="0"/>
         <w:ind w:hanging="0" w:left="0" w:right="0"/>
-        <w:jc w:val="both"/>
-        <w:rPr>
-          <w:bCs/>
-          <w:sz w:val="28"/>
-          <w:szCs w:val="28"/>
-        </w:rPr>
-      </w:pPr>
-      <w:r>
-        <w:rPr>
-          <w:bCs/>
-          <w:sz w:val="28"/>
-          <w:szCs w:val="28"/>
-        </w:rPr>
+        <w:jc w:val="center"/>
+        <w:rPr/>
+      </w:pPr>
+      <w:bookmarkStart w:id="5" w:name="__RefHeading___Toc2192_4287499827"/>
+      <w:bookmarkEnd w:id="5"/>
+      <w:r>
+        <w:rPr/>
+        <w:t>Задание 4.</w:t>
+      </w:r>
+    </w:p>
+    <w:p>
+      <w:pPr>
+        <w:pStyle w:val="Normal"/>
+        <w:spacing w:lineRule="auto" w:line="360" w:before="0" w:after="0"/>
+        <w:ind w:hanging="0" w:left="0" w:right="0"/>
+        <w:jc w:val="center"/>
+        <w:rPr/>
+      </w:pPr>
+      <w:r>
+        <w:rPr/>
       </w:r>
     </w:p>
     <w:p>
@@ -1972,464 +2102,31 @@
           <w:tab w:val="left" w:pos="0" w:leader="none"/>
         </w:tabs>
         <w:suppressAutoHyphens w:val="true"/>
-        <w:overflowPunct w:val="true"/>
-        <w:bidi w:val="0"/>
-        <w:spacing w:lineRule="auto" w:line="360" w:before="0" w:after="0"/>
-        <w:ind w:hanging="0" w:left="0" w:right="0"/>
-        <w:jc w:val="both"/>
-        <w:rPr>
-          <w:bCs/>
-          <w:sz w:val="28"/>
-          <w:szCs w:val="28"/>
-        </w:rPr>
-      </w:pPr>
-      <w:r>
-        <w:rPr>
-          <w:bCs/>
-          <w:sz w:val="28"/>
-          <w:szCs w:val="28"/>
-        </w:rPr>
-      </w:r>
-    </w:p>
-    <w:p>
-      <w:pPr>
-        <w:pStyle w:val="Normal"/>
-        <w:widowControl/>
-        <w:tabs>
-          <w:tab w:val="clear" w:pos="708"/>
-          <w:tab w:val="left" w:pos="0" w:leader="none"/>
-        </w:tabs>
-        <w:suppressAutoHyphens w:val="true"/>
-        <w:overflowPunct w:val="true"/>
-        <w:bidi w:val="0"/>
-        <w:spacing w:lineRule="auto" w:line="360" w:before="0" w:after="0"/>
-        <w:ind w:hanging="0" w:left="0" w:right="0"/>
-        <w:jc w:val="both"/>
-        <w:rPr>
-          <w:bCs/>
-          <w:sz w:val="28"/>
-          <w:szCs w:val="28"/>
-        </w:rPr>
-      </w:pPr>
-      <w:r>
-        <w:rPr>
-          <w:bCs/>
-          <w:sz w:val="28"/>
-          <w:szCs w:val="28"/>
-        </w:rPr>
-      </w:r>
-    </w:p>
-    <w:p>
-      <w:pPr>
-        <w:pStyle w:val="Normal"/>
-        <w:widowControl/>
-        <w:tabs>
-          <w:tab w:val="clear" w:pos="708"/>
-          <w:tab w:val="left" w:pos="0" w:leader="none"/>
-        </w:tabs>
-        <w:suppressAutoHyphens w:val="true"/>
-        <w:overflowPunct w:val="true"/>
-        <w:bidi w:val="0"/>
-        <w:spacing w:lineRule="auto" w:line="360" w:before="0" w:after="0"/>
-        <w:ind w:hanging="0" w:left="0" w:right="0"/>
-        <w:jc w:val="both"/>
-        <w:rPr>
-          <w:bCs/>
-          <w:sz w:val="28"/>
-          <w:szCs w:val="28"/>
-        </w:rPr>
-      </w:pPr>
-      <w:r>
-        <w:rPr>
-          <w:bCs/>
-          <w:sz w:val="28"/>
-          <w:szCs w:val="28"/>
-        </w:rPr>
-      </w:r>
-    </w:p>
-    <w:p>
-      <w:pPr>
-        <w:pStyle w:val="Normal"/>
-        <w:widowControl/>
-        <w:tabs>
-          <w:tab w:val="clear" w:pos="708"/>
-          <w:tab w:val="left" w:pos="0" w:leader="none"/>
-        </w:tabs>
-        <w:suppressAutoHyphens w:val="true"/>
-        <w:overflowPunct w:val="true"/>
-        <w:bidi w:val="0"/>
-        <w:spacing w:lineRule="auto" w:line="360" w:before="0" w:after="0"/>
-        <w:ind w:hanging="0" w:left="0" w:right="0"/>
-        <w:jc w:val="both"/>
-        <w:rPr>
-          <w:bCs/>
-          <w:sz w:val="28"/>
-          <w:szCs w:val="28"/>
-        </w:rPr>
-      </w:pPr>
-      <w:r>
-        <w:rPr>
-          <w:bCs/>
-          <w:sz w:val="28"/>
-          <w:szCs w:val="28"/>
-        </w:rPr>
-      </w:r>
-    </w:p>
-    <w:p>
-      <w:pPr>
-        <w:pStyle w:val="Normal"/>
-        <w:widowControl/>
-        <w:tabs>
-          <w:tab w:val="clear" w:pos="708"/>
-          <w:tab w:val="left" w:pos="0" w:leader="none"/>
-        </w:tabs>
-        <w:suppressAutoHyphens w:val="true"/>
-        <w:overflowPunct w:val="true"/>
-        <w:bidi w:val="0"/>
-        <w:spacing w:lineRule="auto" w:line="360" w:before="0" w:after="0"/>
-        <w:ind w:hanging="0" w:left="0" w:right="0"/>
-        <w:jc w:val="both"/>
-        <w:rPr>
-          <w:bCs/>
-          <w:sz w:val="28"/>
-          <w:szCs w:val="28"/>
-        </w:rPr>
-      </w:pPr>
-      <w:r>
-        <w:rPr>
-          <w:bCs/>
-          <w:sz w:val="28"/>
-          <w:szCs w:val="28"/>
-        </w:rPr>
-      </w:r>
-    </w:p>
-    <w:p>
-      <w:pPr>
-        <w:pStyle w:val="Normal"/>
-        <w:widowControl/>
-        <w:tabs>
-          <w:tab w:val="clear" w:pos="708"/>
-          <w:tab w:val="left" w:pos="0" w:leader="none"/>
-        </w:tabs>
-        <w:suppressAutoHyphens w:val="true"/>
-        <w:overflowPunct w:val="true"/>
-        <w:bidi w:val="0"/>
-        <w:spacing w:lineRule="auto" w:line="360" w:before="0" w:after="0"/>
-        <w:ind w:hanging="0" w:left="0" w:right="0"/>
-        <w:jc w:val="both"/>
-        <w:rPr>
-          <w:bCs/>
-          <w:sz w:val="28"/>
-          <w:szCs w:val="28"/>
-        </w:rPr>
-      </w:pPr>
-      <w:r>
-        <w:rPr>
-          <w:bCs/>
-          <w:sz w:val="28"/>
-          <w:szCs w:val="28"/>
-        </w:rPr>
-      </w:r>
-    </w:p>
-    <w:p>
-      <w:pPr>
-        <w:pStyle w:val="Normal"/>
-        <w:widowControl/>
-        <w:tabs>
-          <w:tab w:val="clear" w:pos="708"/>
-          <w:tab w:val="left" w:pos="0" w:leader="none"/>
-        </w:tabs>
-        <w:suppressAutoHyphens w:val="true"/>
-        <w:overflowPunct w:val="true"/>
-        <w:bidi w:val="0"/>
-        <w:spacing w:lineRule="auto" w:line="360" w:before="0" w:after="0"/>
-        <w:ind w:hanging="0" w:left="0" w:right="0"/>
-        <w:jc w:val="both"/>
-        <w:rPr>
-          <w:bCs/>
-          <w:sz w:val="28"/>
-          <w:szCs w:val="28"/>
-        </w:rPr>
-      </w:pPr>
-      <w:r>
-        <w:rPr>
-          <w:bCs/>
-          <w:sz w:val="28"/>
-          <w:szCs w:val="28"/>
-        </w:rPr>
-      </w:r>
-    </w:p>
-    <w:p>
-      <w:pPr>
-        <w:pStyle w:val="Normal"/>
-        <w:widowControl/>
-        <w:tabs>
-          <w:tab w:val="clear" w:pos="708"/>
-          <w:tab w:val="left" w:pos="0" w:leader="none"/>
-        </w:tabs>
-        <w:suppressAutoHyphens w:val="true"/>
-        <w:overflowPunct w:val="true"/>
-        <w:bidi w:val="0"/>
-        <w:spacing w:lineRule="auto" w:line="360" w:before="0" w:after="0"/>
-        <w:ind w:hanging="0" w:left="0" w:right="0"/>
-        <w:jc w:val="center"/>
-        <w:rPr>
-          <w:bCs/>
-          <w:sz w:val="28"/>
-          <w:szCs w:val="28"/>
-        </w:rPr>
-      </w:pPr>
-      <w:r>
-        <w:rPr>
-          <w:bCs/>
-          <w:sz w:val="28"/>
-          <w:szCs w:val="28"/>
-        </w:rPr>
-        <w:t>Рисунок 1 — Выделенные ресурсы под развёртывание собственного VDS</w:t>
-      </w:r>
-    </w:p>
-    <w:p>
-      <w:pPr>
-        <w:pStyle w:val="Normal"/>
-        <w:widowControl/>
-        <w:tabs>
-          <w:tab w:val="clear" w:pos="708"/>
-          <w:tab w:val="left" w:pos="0" w:leader="none"/>
-        </w:tabs>
-        <w:suppressAutoHyphens w:val="true"/>
-        <w:overflowPunct w:val="true"/>
-        <w:bidi w:val="0"/>
-        <w:spacing w:lineRule="auto" w:line="360" w:before="0" w:after="0"/>
-        <w:ind w:hanging="0" w:left="0" w:right="0"/>
-        <w:jc w:val="both"/>
-        <w:rPr>
-          <w:bCs/>
-          <w:sz w:val="28"/>
-          <w:szCs w:val="28"/>
-        </w:rPr>
-      </w:pPr>
-      <w:r>
-        <w:rPr>
-          <w:bCs/>
-          <w:sz w:val="28"/>
-          <w:szCs w:val="28"/>
-        </w:rPr>
-      </w:r>
-    </w:p>
-    <w:p>
-      <w:pPr>
-        <w:pStyle w:val="Normal"/>
-        <w:widowControl/>
-        <w:tabs>
-          <w:tab w:val="clear" w:pos="708"/>
-          <w:tab w:val="left" w:pos="0" w:leader="none"/>
-        </w:tabs>
-        <w:suppressAutoHyphens w:val="true"/>
-        <w:overflowPunct w:val="true"/>
+        <w:overflowPunct w:val="false"/>
         <w:bidi w:val="0"/>
         <w:spacing w:lineRule="auto" w:line="360" w:before="0" w:after="0"/>
         <w:ind w:firstLine="720" w:left="0" w:right="0"/>
         <w:jc w:val="both"/>
-        <w:rPr>
-          <w:bCs/>
-          <w:sz w:val="28"/>
-          <w:szCs w:val="28"/>
-        </w:rPr>
-      </w:pPr>
-      <w:r>
-        <w:rPr>
-          <w:bCs/>
-          <w:sz w:val="28"/>
-          <w:szCs w:val="28"/>
-        </w:rPr>
-        <w:t>Также я опубликовал сервер во вкладке сети и подключился к серверу по средствам утилиты ssh.</w:t>
-      </w:r>
-    </w:p>
-    <w:p>
-      <w:pPr>
-        <w:pStyle w:val="Normal"/>
-        <w:widowControl/>
-        <w:tabs>
-          <w:tab w:val="clear" w:pos="708"/>
-          <w:tab w:val="left" w:pos="0" w:leader="none"/>
-        </w:tabs>
-        <w:suppressAutoHyphens w:val="true"/>
-        <w:overflowPunct w:val="true"/>
-        <w:bidi w:val="0"/>
+        <w:rPr/>
+      </w:pPr>
+      <w:r>
+        <w:rPr>
+          <w:rFonts w:cs="Times New Roman"/>
+          <w:sz w:val="28"/>
+          <w:szCs w:val="28"/>
+        </w:rPr>
+        <w:t>Установка необходимых компонентов рабочего окружения и развертывание ВПН-сервера, веб – сервиса, приложения:</w:t>
+      </w:r>
+    </w:p>
+    <w:p>
+      <w:pPr>
+        <w:pStyle w:val="Heading3"/>
         <w:spacing w:lineRule="auto" w:line="360" w:before="0" w:after="0"/>
         <w:ind w:firstLine="720" w:left="0" w:right="0"/>
-        <w:jc w:val="both"/>
-        <w:rPr>
-          <w:bCs/>
-          <w:sz w:val="28"/>
-          <w:szCs w:val="28"/>
-        </w:rPr>
-      </w:pPr>
-      <w:r>
-        <w:rPr>
-          <w:bCs/>
-          <w:sz w:val="28"/>
-          <w:szCs w:val="28"/>
-        </w:rPr>
-      </w:r>
-    </w:p>
-    <w:p>
-      <w:pPr>
-        <w:pStyle w:val="Heading3"/>
-        <w:rPr/>
-      </w:pPr>
-      <w:r>
-        <w:rPr/>
-        <w:t>Задание 3.</w:t>
-      </w:r>
-    </w:p>
-    <w:p>
-      <w:pPr>
-        <w:pStyle w:val="Normal"/>
-        <w:widowControl/>
-        <w:tabs>
-          <w:tab w:val="clear" w:pos="708"/>
-          <w:tab w:val="left" w:pos="0" w:leader="none"/>
-        </w:tabs>
-        <w:suppressAutoHyphens w:val="true"/>
-        <w:overflowPunct w:val="true"/>
-        <w:bidi w:val="0"/>
-        <w:spacing w:lineRule="auto" w:line="360" w:before="0" w:after="0"/>
-        <w:ind w:firstLine="720" w:left="0" w:right="0"/>
-        <w:jc w:val="both"/>
-        <w:rPr>
-          <w:bCs/>
-          <w:sz w:val="28"/>
-          <w:szCs w:val="28"/>
-        </w:rPr>
-      </w:pPr>
-      <w:r>
-        <w:rPr>
-          <w:bCs/>
-          <w:sz w:val="28"/>
-          <w:szCs w:val="28"/>
-        </w:rPr>
-        <w:t>В качестве OS я выбрал серверную версию ubuntu. В консоли сервер был обновлен, сменен пароль. После чего я подключился по ssh используя программу Kitty.</w:t>
-      </w:r>
-    </w:p>
-    <w:p>
-      <w:pPr>
-        <w:pStyle w:val="Normal"/>
-        <w:widowControl/>
-        <w:tabs>
-          <w:tab w:val="clear" w:pos="708"/>
-          <w:tab w:val="left" w:pos="0" w:leader="none"/>
-        </w:tabs>
-        <w:suppressAutoHyphens w:val="true"/>
-        <w:overflowPunct w:val="true"/>
-        <w:bidi w:val="0"/>
-        <w:spacing w:lineRule="auto" w:line="360" w:before="0" w:after="0"/>
-        <w:ind w:firstLine="720" w:left="0" w:right="0"/>
-        <w:jc w:val="both"/>
-        <w:rPr>
-          <w:bCs/>
-          <w:sz w:val="28"/>
-          <w:szCs w:val="28"/>
-        </w:rPr>
-      </w:pPr>
-      <w:r>
-        <w:rPr>
-          <w:bCs/>
-          <w:sz w:val="28"/>
-          <w:szCs w:val="28"/>
-        </w:rPr>
-      </w:r>
-    </w:p>
-    <w:p>
-      <w:pPr>
-        <w:pStyle w:val="Heading1"/>
-        <w:ind w:firstLine="720" w:left="0" w:right="0"/>
-        <w:rPr>
-          <w:bCs/>
-          <w:sz w:val="28"/>
-          <w:szCs w:val="28"/>
-        </w:rPr>
-      </w:pPr>
-      <w:bookmarkStart w:id="4" w:name="__RefHeading___Toc2192_4287499827"/>
-      <w:bookmarkEnd w:id="4"/>
-      <w:r>
-        <w:rPr/>
-        <w:t>Задание 4.</w:t>
-      </w:r>
-    </w:p>
-    <w:p>
-      <w:pPr>
-        <w:pStyle w:val="Normal"/>
-        <w:widowControl/>
-        <w:tabs>
-          <w:tab w:val="clear" w:pos="708"/>
-          <w:tab w:val="left" w:pos="0" w:leader="none"/>
-        </w:tabs>
-        <w:suppressAutoHyphens w:val="true"/>
-        <w:overflowPunct w:val="true"/>
-        <w:bidi w:val="0"/>
-        <w:spacing w:lineRule="auto" w:line="360" w:before="0" w:after="0"/>
-        <w:ind w:firstLine="720" w:left="0" w:right="0"/>
-        <w:jc w:val="both"/>
-        <w:rPr>
-          <w:bCs/>
-          <w:sz w:val="28"/>
-          <w:szCs w:val="28"/>
-        </w:rPr>
-      </w:pPr>
-      <w:r>
-        <w:rPr>
-          <w:rFonts w:cs="Times New Roman"/>
-          <w:sz w:val="28"/>
-          <w:szCs w:val="28"/>
-        </w:rPr>
-        <w:t xml:space="preserve">Установка необходимых компонентов рабочего окружения и развертывание </w:t>
-      </w:r>
-      <w:r>
-        <w:rPr>
-          <w:rFonts w:cs="Times New Roman"/>
-          <w:sz w:val="28"/>
-          <w:szCs w:val="28"/>
-        </w:rPr>
-        <w:t xml:space="preserve">ВПН-сервера, </w:t>
-      </w:r>
-      <w:r>
-        <w:rPr>
-          <w:rFonts w:cs="Times New Roman"/>
-          <w:sz w:val="28"/>
-          <w:szCs w:val="28"/>
-        </w:rPr>
-        <w:t xml:space="preserve">веб – сервиса, </w:t>
-      </w:r>
-      <w:r>
-        <w:rPr>
-          <w:rFonts w:cs="Times New Roman"/>
-          <w:sz w:val="28"/>
-          <w:szCs w:val="28"/>
-        </w:rPr>
-        <w:t>приложения</w:t>
-      </w:r>
-      <w:r>
-        <w:rPr>
-          <w:rFonts w:cs="Times New Roman"/>
-          <w:sz w:val="28"/>
-          <w:szCs w:val="28"/>
-        </w:rPr>
-        <w:t>:</w:t>
-      </w:r>
-    </w:p>
-    <w:p>
-      <w:pPr>
-        <w:pStyle w:val="Heading3"/>
-        <w:ind w:firstLine="720" w:left="0" w:right="0"/>
-        <w:rPr>
-          <w:bCs/>
-          <w:sz w:val="28"/>
-          <w:szCs w:val="28"/>
-        </w:rPr>
-      </w:pPr>
-      <w:bookmarkStart w:id="5" w:name="__RefHeading___Toc2836_4287499827"/>
-      <w:bookmarkEnd w:id="5"/>
+        <w:rPr/>
+      </w:pPr>
+      <w:bookmarkStart w:id="6" w:name="__RefHeading___Toc2836_4287499827"/>
+      <w:bookmarkEnd w:id="6"/>
       <w:r>
         <w:rPr>
           <w:rFonts w:cs="Times New Roman"/>
@@ -2455,19 +2152,11 @@
         </w:rPr>
         <w:t>сервер</w:t>
       </w:r>
-      <w:r>
-        <w:rPr>
-          <w:rFonts w:cs="Times New Roman"/>
-          <w:sz w:val="28"/>
-          <w:szCs w:val="28"/>
-          <w:lang w:val="en-US"/>
-        </w:rPr>
-        <w:t>;</w:t>
-      </w:r>
     </w:p>
     <w:p>
       <w:pPr>
         <w:pStyle w:val="BodyText"/>
+        <w:spacing w:lineRule="auto" w:line="360" w:before="0" w:after="0"/>
         <w:rPr/>
       </w:pPr>
       <w:r>
@@ -2518,7 +2207,21 @@
           <w:sz w:val="28"/>
           <w:szCs w:val="28"/>
         </w:rPr>
-        <w:t>), выбрал все стандартные настройки кроме протокола – моим выбором стал TCP (рисунок 1).</w:t>
+        <w:t xml:space="preserve">), выбрал все стандартные настройки кроме протокола – моим выбором стал TCP (рисунок </w:t>
+      </w:r>
+      <w:r>
+        <w:rPr>
+          <w:sz w:val="28"/>
+          <w:szCs w:val="28"/>
+        </w:rPr>
+        <w:t>2</w:t>
+      </w:r>
+      <w:r>
+        <w:rPr>
+          <w:sz w:val="28"/>
+          <w:szCs w:val="28"/>
+        </w:rPr>
+        <w:t>).</w:t>
       </w:r>
     </w:p>
     <w:p>
@@ -2530,20 +2233,13 @@
           <w:tab w:val="left" w:pos="718" w:leader="none"/>
         </w:tabs>
         <w:suppressAutoHyphens w:val="true"/>
-        <w:overflowPunct w:val="true"/>
+        <w:overflowPunct w:val="false"/>
         <w:bidi w:val="0"/>
         <w:spacing w:lineRule="auto" w:line="360" w:before="0" w:after="0"/>
         <w:ind w:firstLine="720" w:left="0" w:right="0"/>
         <w:contextualSpacing/>
         <w:jc w:val="center"/>
-        <w:rPr>
-          <w:rFonts w:cs="Times New Roman"/>
-          <w:b w:val="false"/>
-          <w:bCs w:val="false"/>
-          <w:sz w:val="28"/>
-          <w:szCs w:val="28"/>
-          <w:lang w:val="en-US"/>
-        </w:rPr>
+        <w:rPr/>
       </w:pPr>
       <w:r>
         <w:drawing>
@@ -2602,12 +2298,35 @@
           <w:szCs w:val="28"/>
           <w:lang w:val="en-US"/>
         </w:rPr>
-        <w:t>Рисунок 1 – Использование скрипта для развёртывания VPN-сервера</w:t>
+        <w:t xml:space="preserve">Рисунок </w:t>
+      </w:r>
+      <w:r>
+        <w:rPr>
+          <w:rFonts w:cs="Times New Roman"/>
+          <w:b w:val="false"/>
+          <w:bCs w:val="false"/>
+          <w:sz w:val="28"/>
+          <w:szCs w:val="28"/>
+          <w:lang w:val="en-US"/>
+        </w:rPr>
+        <w:t>2</w:t>
+      </w:r>
+      <w:r>
+        <w:rPr>
+          <w:rFonts w:cs="Times New Roman"/>
+          <w:b w:val="false"/>
+          <w:bCs w:val="false"/>
+          <w:sz w:val="28"/>
+          <w:szCs w:val="28"/>
+          <w:lang w:val="en-US"/>
+        </w:rPr>
+        <w:t xml:space="preserve"> – Использование скрипта для развёртывания VPN-сервера</w:t>
       </w:r>
     </w:p>
     <w:p>
       <w:pPr>
         <w:pStyle w:val="BodyText"/>
+        <w:spacing w:lineRule="auto" w:line="360"/>
         <w:rPr/>
       </w:pPr>
       <w:r>
@@ -2617,32 +2336,75 @@
     <w:p>
       <w:pPr>
         <w:pStyle w:val="BodyText"/>
-        <w:rPr>
-          <w:sz w:val="28"/>
-          <w:szCs w:val="28"/>
-        </w:rPr>
-      </w:pPr>
-      <w:r>
-        <w:rPr>
-          <w:sz w:val="28"/>
-          <w:szCs w:val="28"/>
-        </w:rPr>
-        <w:t>После чего я с мобильного GUI приложения «OpenVPN connect» подключился к VPN-серверу (рисунок 2).</w:t>
+        <w:spacing w:lineRule="auto" w:line="360" w:before="0" w:after="0"/>
+        <w:rPr/>
+      </w:pPr>
+      <w:r>
+        <w:rPr>
+          <w:sz w:val="28"/>
+          <w:szCs w:val="28"/>
+        </w:rPr>
+        <w:t xml:space="preserve">После чего я с мобильного GUI приложения «OpenVPN connect» подключился к VPN-серверу (рисунок </w:t>
+      </w:r>
+      <w:r>
+        <w:rPr>
+          <w:sz w:val="28"/>
+          <w:szCs w:val="28"/>
+        </w:rPr>
+        <w:t>3</w:t>
+      </w:r>
+      <w:r>
+        <w:rPr>
+          <w:sz w:val="28"/>
+          <w:szCs w:val="28"/>
+        </w:rPr>
+        <w:t xml:space="preserve">). </w:t>
+      </w:r>
+      <w:r>
+        <w:rPr>
+          <w:sz w:val="28"/>
+          <w:szCs w:val="28"/>
+        </w:rPr>
+        <w:t xml:space="preserve">Изменённый </w:t>
+      </w:r>
+      <w:r>
+        <w:rPr>
+          <w:sz w:val="28"/>
+          <w:szCs w:val="28"/>
+        </w:rPr>
+        <w:t>IP-адрес</w:t>
+      </w:r>
+      <w:r>
+        <w:rPr>
+          <w:sz w:val="28"/>
+          <w:szCs w:val="28"/>
+        </w:rPr>
+        <w:t xml:space="preserve"> продемонстрирован на рисунке </w:t>
+      </w:r>
+      <w:r>
+        <w:rPr>
+          <w:sz w:val="28"/>
+          <w:szCs w:val="28"/>
+        </w:rPr>
+        <w:t>4</w:t>
+      </w:r>
+      <w:r>
+        <w:rPr>
+          <w:sz w:val="28"/>
+          <w:szCs w:val="28"/>
+        </w:rPr>
+        <w:t>.</w:t>
       </w:r>
     </w:p>
     <w:p>
       <w:pPr>
         <w:pStyle w:val="BodyText"/>
-        <w:rPr>
-          <w:sz w:val="28"/>
-          <w:szCs w:val="28"/>
-        </w:rPr>
-      </w:pPr>
-      <w:r>
-        <w:rPr>
-          <w:sz w:val="28"/>
-          <w:szCs w:val="28"/>
-        </w:rPr>
+        <w:spacing w:lineRule="auto" w:line="360"/>
+        <w:ind w:hanging="0" w:left="0"/>
+        <w:jc w:val="center"/>
+        <w:rPr/>
+      </w:pPr>
+      <w:r>
         <w:drawing>
           <wp:anchor distT="0" distB="0" distL="0" distR="0" simplePos="0" relativeHeight="5" behindDoc="0" locked="0" layoutInCell="0" allowOverlap="1">
             <wp:simplePos x="0" y="0"/>
@@ -2650,11 +2412,11 @@
               <wp:posOffset>1282700</wp:posOffset>
             </wp:positionH>
             <wp:positionV relativeFrom="paragraph">
-              <wp:posOffset>-93980</wp:posOffset>
+              <wp:posOffset>-318770</wp:posOffset>
             </wp:positionV>
             <wp:extent cx="3374390" cy="3964305"/>
             <wp:effectExtent l="0" t="0" r="0" b="0"/>
-            <wp:wrapSquare wrapText="largest"/>
+            <wp:wrapTopAndBottom/>
             <wp:docPr id="4" name="Image3"/>
             <wp:cNvGraphicFramePr>
               <a:graphicFrameLocks xmlns:a="http://schemas.openxmlformats.org/drawingml/2006/main" noChangeAspect="1"/>
@@ -2690,10 +2452,34 @@
           </wp:anchor>
         </w:drawing>
       </w:r>
+      <w:r>
+        <w:rPr>
+          <w:sz w:val="28"/>
+          <w:szCs w:val="28"/>
+        </w:rPr>
+        <w:t xml:space="preserve">Рисунок </w:t>
+      </w:r>
+      <w:r>
+        <w:rPr>
+          <w:sz w:val="28"/>
+          <w:szCs w:val="28"/>
+        </w:rPr>
+        <w:t>3</w:t>
+      </w:r>
+      <w:r>
+        <w:rPr>
+          <w:sz w:val="28"/>
+          <w:szCs w:val="28"/>
+        </w:rPr>
+        <w:t xml:space="preserve"> – Подключение к VPN-серверу с мобильного устройства через приложение</w:t>
+      </w:r>
     </w:p>
     <w:p>
       <w:pPr>
         <w:pStyle w:val="BodyText"/>
+        <w:spacing w:lineRule="auto" w:line="360"/>
+        <w:ind w:hanging="0" w:left="0"/>
+        <w:jc w:val="center"/>
         <w:rPr>
           <w:sz w:val="28"/>
           <w:szCs w:val="28"/>
@@ -2709,156 +2495,90 @@
     <w:p>
       <w:pPr>
         <w:pStyle w:val="BodyText"/>
-        <w:rPr>
-          <w:sz w:val="28"/>
-          <w:szCs w:val="28"/>
-        </w:rPr>
-      </w:pPr>
-      <w:r>
-        <w:rPr>
-          <w:sz w:val="28"/>
-          <w:szCs w:val="28"/>
-        </w:rPr>
+        <w:spacing w:lineRule="auto" w:line="360"/>
+        <w:ind w:hanging="0" w:left="0"/>
+        <w:jc w:val="center"/>
+        <w:rPr>
+          <w:sz w:val="28"/>
+          <w:szCs w:val="28"/>
+        </w:rPr>
+      </w:pPr>
+      <w:r>
+        <w:drawing>
+          <wp:anchor distT="0" distB="0" distL="0" distR="0" simplePos="0" relativeHeight="12" behindDoc="0" locked="0" layoutInCell="0" allowOverlap="1">
+            <wp:simplePos x="0" y="0"/>
+            <wp:positionH relativeFrom="column">
+              <wp:posOffset>525145</wp:posOffset>
+            </wp:positionH>
+            <wp:positionV relativeFrom="paragraph">
+              <wp:posOffset>199390</wp:posOffset>
+            </wp:positionV>
+            <wp:extent cx="4864100" cy="5092700"/>
+            <wp:effectExtent l="0" t="0" r="0" b="0"/>
+            <wp:wrapTopAndBottom/>
+            <wp:docPr id="5" name="Image11"/>
+            <wp:cNvGraphicFramePr>
+              <a:graphicFrameLocks xmlns:a="http://schemas.openxmlformats.org/drawingml/2006/main" noChangeAspect="1"/>
+            </wp:cNvGraphicFramePr>
+            <a:graphic xmlns:a="http://schemas.openxmlformats.org/drawingml/2006/main">
+              <a:graphicData uri="http://schemas.openxmlformats.org/drawingml/2006/picture">
+                <pic:pic xmlns:pic="http://schemas.openxmlformats.org/drawingml/2006/picture">
+                  <pic:nvPicPr>
+                    <pic:cNvPr id="5" name="Image11"/>
+                    <pic:cNvPicPr>
+                      <a:picLocks noChangeAspect="1" noChangeArrowheads="1"/>
+                    </pic:cNvPicPr>
+                  </pic:nvPicPr>
+                  <pic:blipFill>
+                    <a:blip r:embed="rId7"/>
+                    <a:srcRect l="0" t="24616" r="2616" b="11252"/>
+                    <a:stretch>
+                      <a:fillRect/>
+                    </a:stretch>
+                  </pic:blipFill>
+                  <pic:spPr bwMode="auto">
+                    <a:xfrm>
+                      <a:off x="0" y="0"/>
+                      <a:ext cx="4864100" cy="5092700"/>
+                    </a:xfrm>
+                    <a:prstGeom prst="rect">
+                      <a:avLst/>
+                    </a:prstGeom>
+                    <a:noFill/>
+                  </pic:spPr>
+                </pic:pic>
+              </a:graphicData>
+            </a:graphic>
+          </wp:anchor>
+        </w:drawing>
+      </w:r>
+      <w:r>
+        <w:rPr>
+          <w:sz w:val="28"/>
+          <w:szCs w:val="28"/>
+        </w:rPr>
+        <w:t xml:space="preserve">Рисунок </w:t>
+      </w:r>
+      <w:r>
+        <w:rPr>
+          <w:sz w:val="28"/>
+          <w:szCs w:val="28"/>
+        </w:rPr>
+        <w:t>4</w:t>
+      </w:r>
+      <w:r>
+        <w:rPr>
+          <w:sz w:val="28"/>
+          <w:szCs w:val="28"/>
+        </w:rPr>
+        <w:t xml:space="preserve"> – Измнение IP через VPN-сервер</w:t>
       </w:r>
     </w:p>
     <w:p>
       <w:pPr>
         <w:pStyle w:val="BodyText"/>
-        <w:rPr>
-          <w:sz w:val="28"/>
-          <w:szCs w:val="28"/>
-        </w:rPr>
-      </w:pPr>
-      <w:r>
-        <w:rPr>
-          <w:sz w:val="28"/>
-          <w:szCs w:val="28"/>
-        </w:rPr>
-      </w:r>
-    </w:p>
-    <w:p>
-      <w:pPr>
-        <w:pStyle w:val="BodyText"/>
-        <w:rPr>
-          <w:sz w:val="28"/>
-          <w:szCs w:val="28"/>
-        </w:rPr>
-      </w:pPr>
-      <w:r>
-        <w:rPr>
-          <w:sz w:val="28"/>
-          <w:szCs w:val="28"/>
-        </w:rPr>
-      </w:r>
-    </w:p>
-    <w:p>
-      <w:pPr>
-        <w:pStyle w:val="BodyText"/>
-        <w:rPr>
-          <w:sz w:val="28"/>
-          <w:szCs w:val="28"/>
-        </w:rPr>
-      </w:pPr>
-      <w:r>
-        <w:rPr>
-          <w:sz w:val="28"/>
-          <w:szCs w:val="28"/>
-        </w:rPr>
-      </w:r>
-    </w:p>
-    <w:p>
-      <w:pPr>
-        <w:pStyle w:val="BodyText"/>
-        <w:rPr>
-          <w:sz w:val="28"/>
-          <w:szCs w:val="28"/>
-        </w:rPr>
-      </w:pPr>
-      <w:r>
-        <w:rPr>
-          <w:sz w:val="28"/>
-          <w:szCs w:val="28"/>
-        </w:rPr>
-      </w:r>
-    </w:p>
-    <w:p>
-      <w:pPr>
-        <w:pStyle w:val="BodyText"/>
-        <w:rPr>
-          <w:sz w:val="28"/>
-          <w:szCs w:val="28"/>
-        </w:rPr>
-      </w:pPr>
-      <w:r>
-        <w:rPr>
-          <w:sz w:val="28"/>
-          <w:szCs w:val="28"/>
-        </w:rPr>
-      </w:r>
-    </w:p>
-    <w:p>
-      <w:pPr>
-        <w:pStyle w:val="BodyText"/>
-        <w:rPr>
-          <w:sz w:val="28"/>
-          <w:szCs w:val="28"/>
-        </w:rPr>
-      </w:pPr>
-      <w:r>
-        <w:rPr>
-          <w:sz w:val="28"/>
-          <w:szCs w:val="28"/>
-        </w:rPr>
-      </w:r>
-    </w:p>
-    <w:p>
-      <w:pPr>
-        <w:pStyle w:val="BodyText"/>
-        <w:rPr>
-          <w:sz w:val="28"/>
-          <w:szCs w:val="28"/>
-        </w:rPr>
-      </w:pPr>
-      <w:r>
-        <w:rPr>
-          <w:sz w:val="28"/>
-          <w:szCs w:val="28"/>
-        </w:rPr>
-      </w:r>
-    </w:p>
-    <w:p>
-      <w:pPr>
-        <w:pStyle w:val="BodyText"/>
-        <w:rPr>
-          <w:sz w:val="28"/>
-          <w:szCs w:val="28"/>
-        </w:rPr>
-      </w:pPr>
-      <w:r>
-        <w:rPr>
-          <w:sz w:val="28"/>
-          <w:szCs w:val="28"/>
-        </w:rPr>
-      </w:r>
-    </w:p>
-    <w:p>
-      <w:pPr>
-        <w:pStyle w:val="BodyText"/>
-        <w:rPr>
-          <w:sz w:val="28"/>
-          <w:szCs w:val="28"/>
-        </w:rPr>
-      </w:pPr>
-      <w:r>
-        <w:rPr>
-          <w:sz w:val="28"/>
-          <w:szCs w:val="28"/>
-        </w:rPr>
-      </w:r>
-    </w:p>
-    <w:p>
-      <w:pPr>
-        <w:pStyle w:val="BodyText"/>
+        <w:spacing w:lineRule="auto" w:line="360"/>
+        <w:ind w:hanging="0" w:left="0"/>
         <w:jc w:val="center"/>
         <w:rPr>
           <w:sz w:val="28"/>
@@ -2870,33 +2590,17 @@
           <w:sz w:val="28"/>
           <w:szCs w:val="28"/>
         </w:rPr>
-        <w:t>Рисунок 2 — Подключение к VPN-серверу с мобильного устройства через приложение</w:t>
-      </w:r>
-    </w:p>
-    <w:p>
-      <w:pPr>
-        <w:pStyle w:val="BodyText"/>
-        <w:jc w:val="center"/>
-        <w:rPr>
-          <w:sz w:val="28"/>
-          <w:szCs w:val="28"/>
-        </w:rPr>
-      </w:pPr>
-      <w:r>
-        <w:rPr>
-          <w:sz w:val="28"/>
-          <w:szCs w:val="28"/>
-        </w:rPr>
       </w:r>
     </w:p>
     <w:p>
       <w:pPr>
         <w:pStyle w:val="Heading3"/>
+        <w:spacing w:lineRule="auto" w:line="360" w:before="0" w:after="0"/>
         <w:ind w:firstLine="720" w:left="0" w:right="0"/>
         <w:rPr/>
       </w:pPr>
-      <w:bookmarkStart w:id="6" w:name="__RefHeading___Toc2838_4287499827"/>
-      <w:bookmarkEnd w:id="6"/>
+      <w:bookmarkStart w:id="7" w:name="__RefHeading___Toc2838_4287499827"/>
+      <w:bookmarkEnd w:id="7"/>
       <w:r>
         <w:rPr/>
         <w:t>б) Веб – сайт</w:t>
@@ -2907,24 +2611,52 @@
         <w:pStyle w:val="BodyText"/>
         <w:widowControl/>
         <w:suppressAutoHyphens w:val="true"/>
-        <w:overflowPunct w:val="true"/>
+        <w:overflowPunct w:val="false"/>
         <w:bidi w:val="0"/>
-        <w:spacing w:lineRule="auto" w:line="276" w:before="0" w:after="140"/>
+        <w:spacing w:lineRule="auto" w:line="360" w:before="0" w:after="0"/>
         <w:ind w:firstLine="720" w:left="0" w:right="0"/>
         <w:jc w:val="both"/>
-        <w:rPr>
-          <w:rFonts w:ascii="Times New Roman" w:hAnsi="Times New Roman" w:cs="Times New Roman"/>
-          <w:sz w:val="28"/>
-          <w:szCs w:val="28"/>
-        </w:rPr>
-      </w:pPr>
-      <w:r>
-        <w:rPr>
-          <w:rFonts w:cs="Times New Roman"/>
-          <w:sz w:val="28"/>
-          <w:szCs w:val="28"/>
-        </w:rPr>
-        <w:t>Для реализации собственного веб-сайта необходимо установить веб-сервер, а перед началом работы следует сделать нового пользователя без прав суперпользователя, но с доступом к команде sudo. Используя команды adduser rab, usermod -aG sudo rab я создал нового пользователя с необходимыми настройками (рисунок 3) и установил apache2 посредством использования команды sudo apt-get install apache2, проверил список профилей приложений ufw (рисунок 4).</w:t>
+        <w:rPr/>
+      </w:pPr>
+      <w:r>
+        <w:rPr>
+          <w:rFonts w:cs="Times New Roman"/>
+          <w:sz w:val="28"/>
+          <w:szCs w:val="28"/>
+        </w:rPr>
+        <w:t xml:space="preserve">Для реализации собственного веб-сайта необходимо установить веб-сервер, а перед началом работы следует сделать нового пользователя без прав суперпользователя, но с доступом к команде sudo. Используя команды «adduser rab», «usermod -aG sudo rab» я создал нового пользователя с необходимыми настройками (рисунок </w:t>
+      </w:r>
+      <w:r>
+        <w:rPr>
+          <w:rFonts w:cs="Times New Roman"/>
+          <w:sz w:val="28"/>
+          <w:szCs w:val="28"/>
+        </w:rPr>
+        <w:t>5</w:t>
+      </w:r>
+      <w:r>
+        <w:rPr>
+          <w:rFonts w:cs="Times New Roman"/>
+          <w:sz w:val="28"/>
+          <w:szCs w:val="28"/>
+        </w:rPr>
+        <w:t xml:space="preserve">) и установил apache2 посредством использования команды «sudo apt-get install apache2», проверил список профилей приложений ufw (рисунок </w:t>
+      </w:r>
+      <w:r>
+        <w:rPr>
+          <w:rFonts w:cs="Times New Roman"/>
+          <w:sz w:val="28"/>
+          <w:szCs w:val="28"/>
+        </w:rPr>
+        <w:t>6</w:t>
+      </w:r>
+      <w:r>
+        <w:rPr>
+          <w:rFonts w:cs="Times New Roman"/>
+          <w:sz w:val="28"/>
+          <w:szCs w:val="28"/>
+        </w:rPr>
+        <w:t>).</w:t>
       </w:r>
     </w:p>
     <w:p>
@@ -2932,16 +2664,12 @@
         <w:pStyle w:val="BodyText"/>
         <w:widowControl/>
         <w:suppressAutoHyphens w:val="true"/>
-        <w:overflowPunct w:val="true"/>
+        <w:overflowPunct w:val="false"/>
         <w:bidi w:val="0"/>
-        <w:spacing w:lineRule="auto" w:line="276" w:before="0" w:after="140"/>
+        <w:spacing w:lineRule="auto" w:line="360" w:before="0" w:after="0"/>
         <w:ind w:firstLine="720" w:left="0" w:right="0"/>
         <w:jc w:val="center"/>
-        <w:rPr>
-          <w:rFonts w:ascii="Times New Roman" w:hAnsi="Times New Roman" w:cs="Times New Roman"/>
-          <w:sz w:val="28"/>
-          <w:szCs w:val="28"/>
-        </w:rPr>
+        <w:rPr/>
       </w:pPr>
       <w:r>
         <w:drawing>
@@ -2956,7 +2684,7 @@
             <wp:extent cx="5940425" cy="3533775"/>
             <wp:effectExtent l="0" t="0" r="0" b="0"/>
             <wp:wrapSquare wrapText="largest"/>
-            <wp:docPr id="5" name="Image4"/>
+            <wp:docPr id="6" name="Image4"/>
             <wp:cNvGraphicFramePr>
               <a:graphicFrameLocks xmlns:a="http://schemas.openxmlformats.org/drawingml/2006/main" noChangeAspect="1"/>
             </wp:cNvGraphicFramePr>
@@ -2964,13 +2692,13 @@
               <a:graphicData uri="http://schemas.openxmlformats.org/drawingml/2006/picture">
                 <pic:pic xmlns:pic="http://schemas.openxmlformats.org/drawingml/2006/picture">
                   <pic:nvPicPr>
-                    <pic:cNvPr id="5" name="Image4"/>
+                    <pic:cNvPr id="6" name="Image4"/>
                     <pic:cNvPicPr>
                       <a:picLocks noChangeAspect="1" noChangeArrowheads="1"/>
                     </pic:cNvPicPr>
                   </pic:nvPicPr>
                   <pic:blipFill>
-                    <a:blip r:embed="rId7"/>
+                    <a:blip r:embed="rId8"/>
                     <a:stretch>
                       <a:fillRect/>
                     </a:stretch>
@@ -2997,7 +2725,23 @@
           <w:sz w:val="28"/>
           <w:szCs w:val="28"/>
         </w:rPr>
-        <w:t>Рисунок 3 — Команды для создания и настройки прав нового пользователя</w:t>
+        <w:t xml:space="preserve">Рисунок </w:t>
+      </w:r>
+      <w:r>
+        <w:rPr>
+          <w:rFonts w:cs="Times New Roman"/>
+          <w:sz w:val="28"/>
+          <w:szCs w:val="28"/>
+        </w:rPr>
+        <w:t>5</w:t>
+      </w:r>
+      <w:r>
+        <w:rPr>
+          <w:rFonts w:cs="Times New Roman"/>
+          <w:sz w:val="28"/>
+          <w:szCs w:val="28"/>
+        </w:rPr>
+        <w:t xml:space="preserve"> – Команды для создания и настройки прав нового пользователя</w:t>
       </w:r>
     </w:p>
     <w:p>
@@ -3005,9 +2749,9 @@
         <w:pStyle w:val="BodyText"/>
         <w:widowControl/>
         <w:suppressAutoHyphens w:val="true"/>
-        <w:overflowPunct w:val="true"/>
+        <w:overflowPunct w:val="false"/>
         <w:bidi w:val="0"/>
-        <w:spacing w:lineRule="auto" w:line="276" w:before="0" w:after="140"/>
+        <w:spacing w:lineRule="auto" w:line="360" w:before="0" w:after="0"/>
         <w:ind w:firstLine="720" w:left="0" w:right="0"/>
         <w:jc w:val="center"/>
         <w:rPr>
@@ -3029,16 +2773,12 @@
         <w:pStyle w:val="BodyText"/>
         <w:widowControl/>
         <w:suppressAutoHyphens w:val="true"/>
-        <w:overflowPunct w:val="true"/>
+        <w:overflowPunct w:val="false"/>
         <w:bidi w:val="0"/>
-        <w:spacing w:lineRule="auto" w:line="276" w:before="0" w:after="140"/>
+        <w:spacing w:lineRule="auto" w:line="360" w:before="0" w:after="0"/>
         <w:ind w:firstLine="720" w:left="0" w:right="0"/>
         <w:jc w:val="center"/>
-        <w:rPr>
-          <w:rFonts w:ascii="Times New Roman" w:hAnsi="Times New Roman" w:cs="Times New Roman"/>
-          <w:sz w:val="28"/>
-          <w:szCs w:val="28"/>
-        </w:rPr>
+        <w:rPr/>
       </w:pPr>
       <w:r>
         <w:drawing>
@@ -3053,7 +2793,7 @@
             <wp:extent cx="5940425" cy="1494790"/>
             <wp:effectExtent l="0" t="0" r="0" b="0"/>
             <wp:wrapSquare wrapText="largest"/>
-            <wp:docPr id="6" name="Image5"/>
+            <wp:docPr id="7" name="Image5"/>
             <wp:cNvGraphicFramePr>
               <a:graphicFrameLocks xmlns:a="http://schemas.openxmlformats.org/drawingml/2006/main" noChangeAspect="1"/>
             </wp:cNvGraphicFramePr>
@@ -3061,13 +2801,13 @@
               <a:graphicData uri="http://schemas.openxmlformats.org/drawingml/2006/picture">
                 <pic:pic xmlns:pic="http://schemas.openxmlformats.org/drawingml/2006/picture">
                   <pic:nvPicPr>
-                    <pic:cNvPr id="6" name="Image5"/>
+                    <pic:cNvPr id="7" name="Image5"/>
                     <pic:cNvPicPr>
                       <a:picLocks noChangeAspect="1" noChangeArrowheads="1"/>
                     </pic:cNvPicPr>
                   </pic:nvPicPr>
                   <pic:blipFill>
-                    <a:blip r:embed="rId8"/>
+                    <a:blip r:embed="rId9"/>
                     <a:stretch>
                       <a:fillRect/>
                     </a:stretch>
@@ -3094,7 +2834,23 @@
           <w:sz w:val="28"/>
           <w:szCs w:val="28"/>
         </w:rPr>
-        <w:t>Рисунок 4 — Список профилей приложений в UFW</w:t>
+        <w:t xml:space="preserve">Рисунок </w:t>
+      </w:r>
+      <w:r>
+        <w:rPr>
+          <w:rFonts w:cs="Times New Roman"/>
+          <w:sz w:val="28"/>
+          <w:szCs w:val="28"/>
+        </w:rPr>
+        <w:t>6</w:t>
+      </w:r>
+      <w:r>
+        <w:rPr>
+          <w:rFonts w:cs="Times New Roman"/>
+          <w:sz w:val="28"/>
+          <w:szCs w:val="28"/>
+        </w:rPr>
+        <w:t xml:space="preserve"> – Список профилей приложений в UFW</w:t>
       </w:r>
     </w:p>
     <w:p>
@@ -3102,9 +2858,9 @@
         <w:pStyle w:val="BodyText"/>
         <w:widowControl/>
         <w:suppressAutoHyphens w:val="true"/>
-        <w:overflowPunct w:val="true"/>
+        <w:overflowPunct w:val="false"/>
         <w:bidi w:val="0"/>
-        <w:spacing w:lineRule="auto" w:line="276" w:before="0" w:after="140"/>
+        <w:spacing w:lineRule="auto" w:line="360" w:before="0" w:after="0"/>
         <w:ind w:firstLine="720" w:left="0" w:right="0"/>
         <w:jc w:val="center"/>
         <w:rPr>
@@ -3126,24 +2882,36 @@
         <w:pStyle w:val="BodyText"/>
         <w:widowControl/>
         <w:suppressAutoHyphens w:val="true"/>
-        <w:overflowPunct w:val="true"/>
+        <w:overflowPunct w:val="false"/>
         <w:bidi w:val="0"/>
-        <w:spacing w:lineRule="auto" w:line="276" w:before="0" w:after="140"/>
+        <w:spacing w:lineRule="auto" w:line="360" w:before="0" w:after="0"/>
         <w:ind w:firstLine="720" w:left="0" w:right="0"/>
         <w:jc w:val="both"/>
-        <w:rPr>
-          <w:rFonts w:ascii="Times New Roman" w:hAnsi="Times New Roman" w:cs="Times New Roman"/>
-          <w:sz w:val="28"/>
-          <w:szCs w:val="28"/>
-        </w:rPr>
-      </w:pPr>
-      <w:r>
-        <w:rPr>
-          <w:rFonts w:cs="Times New Roman"/>
-          <w:sz w:val="28"/>
-          <w:szCs w:val="28"/>
-        </w:rPr>
-        <w:t>После вышеописанных действий я опубликовал сервер на 80 порту (рисунок 5).</w:t>
+        <w:rPr/>
+      </w:pPr>
+      <w:r>
+        <w:rPr>
+          <w:rFonts w:cs="Times New Roman"/>
+          <w:sz w:val="28"/>
+          <w:szCs w:val="28"/>
+        </w:rPr>
+        <w:t xml:space="preserve">После вышеописанных действий я опубликовал сервер на 80 порту (рисунок </w:t>
+      </w:r>
+      <w:r>
+        <w:rPr>
+          <w:rFonts w:cs="Times New Roman"/>
+          <w:sz w:val="28"/>
+          <w:szCs w:val="28"/>
+        </w:rPr>
+        <w:t>7</w:t>
+      </w:r>
+      <w:r>
+        <w:rPr>
+          <w:rFonts w:cs="Times New Roman"/>
+          <w:sz w:val="28"/>
+          <w:szCs w:val="28"/>
+        </w:rPr>
+        <w:t>).</w:t>
       </w:r>
     </w:p>
     <w:p>
@@ -3151,13 +2919,13 @@
         <w:pStyle w:val="BodyText"/>
         <w:widowControl/>
         <w:suppressAutoHyphens w:val="true"/>
-        <w:overflowPunct w:val="true"/>
+        <w:overflowPunct w:val="false"/>
         <w:bidi w:val="0"/>
-        <w:spacing w:lineRule="auto" w:line="276" w:before="0" w:after="140"/>
+        <w:spacing w:lineRule="auto" w:line="360" w:before="0" w:after="0"/>
         <w:ind w:firstLine="720" w:left="0" w:right="0"/>
         <w:jc w:val="center"/>
         <w:rPr>
-          <w:rFonts w:ascii="Times New Roman" w:hAnsi="Times New Roman" w:cs="Times New Roman"/>
+          <w:rFonts w:cs="Times New Roman"/>
           <w:sz w:val="28"/>
           <w:szCs w:val="28"/>
         </w:rPr>
@@ -3175,7 +2943,7 @@
             <wp:extent cx="5940425" cy="916305"/>
             <wp:effectExtent l="0" t="0" r="0" b="0"/>
             <wp:wrapSquare wrapText="largest"/>
-            <wp:docPr id="7" name="Image6"/>
+            <wp:docPr id="8" name="Image6"/>
             <wp:cNvGraphicFramePr>
               <a:graphicFrameLocks xmlns:a="http://schemas.openxmlformats.org/drawingml/2006/main" noChangeAspect="1"/>
             </wp:cNvGraphicFramePr>
@@ -3183,13 +2951,13 @@
               <a:graphicData uri="http://schemas.openxmlformats.org/drawingml/2006/picture">
                 <pic:pic xmlns:pic="http://schemas.openxmlformats.org/drawingml/2006/picture">
                   <pic:nvPicPr>
-                    <pic:cNvPr id="7" name="Image6"/>
+                    <pic:cNvPr id="8" name="Image6"/>
                     <pic:cNvPicPr>
                       <a:picLocks noChangeAspect="1" noChangeArrowheads="1"/>
                     </pic:cNvPicPr>
                   </pic:nvPicPr>
                   <pic:blipFill>
-                    <a:blip r:embed="rId9"/>
+                    <a:blip r:embed="rId10"/>
                     <a:stretch>
                       <a:fillRect/>
                     </a:stretch>
@@ -3216,7 +2984,23 @@
           <w:sz w:val="28"/>
           <w:szCs w:val="28"/>
         </w:rPr>
-        <w:t>Рисунок 5 — Публикация сервера на 80 порту</w:t>
+        <w:t xml:space="preserve">Рисунок </w:t>
+      </w:r>
+      <w:r>
+        <w:rPr>
+          <w:rFonts w:cs="Times New Roman"/>
+          <w:sz w:val="28"/>
+          <w:szCs w:val="28"/>
+        </w:rPr>
+        <w:t>7</w:t>
+      </w:r>
+      <w:r>
+        <w:rPr>
+          <w:rFonts w:cs="Times New Roman"/>
+          <w:sz w:val="28"/>
+          <w:szCs w:val="28"/>
+        </w:rPr>
+        <w:t xml:space="preserve"> – Публикация сервера на 80 порту</w:t>
       </w:r>
     </w:p>
     <w:p>
@@ -3224,11 +3008,11 @@
         <w:pStyle w:val="BodyText"/>
         <w:widowControl/>
         <w:suppressAutoHyphens w:val="true"/>
-        <w:overflowPunct w:val="true"/>
+        <w:overflowPunct w:val="false"/>
         <w:bidi w:val="0"/>
-        <w:spacing w:lineRule="auto" w:line="276" w:before="0" w:after="140"/>
+        <w:spacing w:lineRule="auto" w:line="360" w:before="0" w:after="140"/>
         <w:ind w:firstLine="720" w:left="0" w:right="0"/>
-        <w:jc w:val="both"/>
+        <w:jc w:val="center"/>
         <w:rPr>
           <w:rFonts w:ascii="Times New Roman" w:hAnsi="Times New Roman" w:cs="Times New Roman"/>
           <w:sz w:val="28"/>
@@ -3241,9 +3025,23 @@
           <w:sz w:val="28"/>
           <w:szCs w:val="28"/>
         </w:rPr>
+      </w:r>
+    </w:p>
+    <w:p>
+      <w:pPr>
+        <w:pStyle w:val="BodyText"/>
+        <w:spacing w:lineRule="auto" w:line="360" w:before="0" w:after="0"/>
+        <w:rPr/>
+      </w:pPr>
+      <w:r>
+        <w:rPr>
+          <w:rFonts w:cs="Times New Roman"/>
+          <w:sz w:val="28"/>
+          <w:szCs w:val="28"/>
+        </w:rPr>
         <w:t xml:space="preserve">Также я написал 3 html файла (index1, services и contacts с содержаением соотвественно главной страницы, услуг и контактов) с базовым функционалом по предметной области в папку /var/www/html/test.html и зафиксировал работу сайта по адресу </w:t>
       </w:r>
-      <w:hyperlink r:id="rId10">
+      <w:hyperlink r:id="rId11">
         <w:r>
           <w:rPr>
             <w:rStyle w:val="Hyperlink"/>
@@ -3260,7 +3058,60 @@
           <w:sz w:val="28"/>
           <w:szCs w:val="28"/>
         </w:rPr>
-        <w:t xml:space="preserve"> (рисунок 6). Весь код сайта находится в репозитории на гитхаб(https://github.com/WhereIsSolar/TAMP-prac2).</w:t>
+        <w:t xml:space="preserve"> (рисунок </w:t>
+      </w:r>
+      <w:r>
+        <w:rPr>
+          <w:rFonts w:cs="Times New Roman"/>
+          <w:sz w:val="28"/>
+          <w:szCs w:val="28"/>
+        </w:rPr>
+        <w:t>8</w:t>
+      </w:r>
+      <w:r>
+        <w:rPr>
+          <w:rFonts w:cs="Times New Roman"/>
+          <w:sz w:val="28"/>
+          <w:szCs w:val="28"/>
+        </w:rPr>
+        <w:t>). Весь код сайта находится в репозитории на гитхаб(</w:t>
+      </w:r>
+      <w:hyperlink r:id="rId12">
+        <w:r>
+          <w:rPr>
+            <w:rStyle w:val="Hyperlink"/>
+            <w:rFonts w:cs="Times New Roman"/>
+            <w:sz w:val="28"/>
+            <w:szCs w:val="28"/>
+          </w:rPr>
+          <w:t>https://github.com/WhereIsSolar/TAMP-prac2</w:t>
+        </w:r>
+      </w:hyperlink>
+      <w:r>
+        <w:rPr>
+          <w:rFonts w:cs="Times New Roman"/>
+          <w:sz w:val="28"/>
+          <w:szCs w:val="28"/>
+        </w:rPr>
+        <w:t>).</w:t>
+      </w:r>
+    </w:p>
+    <w:p>
+      <w:pPr>
+        <w:pStyle w:val="BodyText"/>
+        <w:spacing w:lineRule="auto" w:line="360" w:before="0" w:after="0"/>
+        <w:rPr>
+          <w:rFonts w:cs="Times New Roman"/>
+          <w:sz w:val="28"/>
+          <w:szCs w:val="28"/>
+        </w:rPr>
+      </w:pPr>
+      <w:r>
+        <w:rPr>
+          <w:rFonts w:cs="Times New Roman"/>
+          <w:sz w:val="28"/>
+          <w:szCs w:val="28"/>
+        </w:rPr>
       </w:r>
     </w:p>
     <w:p>
@@ -3268,31 +3119,27 @@
         <w:pStyle w:val="BodyText"/>
         <w:widowControl/>
         <w:suppressAutoHyphens w:val="true"/>
-        <w:overflowPunct w:val="true"/>
+        <w:overflowPunct w:val="false"/>
         <w:bidi w:val="0"/>
-        <w:spacing w:lineRule="auto" w:line="276" w:before="0" w:after="140"/>
+        <w:spacing w:lineRule="auto" w:line="360" w:before="0" w:after="140"/>
         <w:ind w:hanging="0" w:left="0" w:right="0"/>
         <w:jc w:val="center"/>
-        <w:rPr>
-          <w:rFonts w:ascii="Times New Roman" w:hAnsi="Times New Roman" w:cs="Times New Roman"/>
-          <w:sz w:val="28"/>
-          <w:szCs w:val="28"/>
-        </w:rPr>
+        <w:rPr/>
       </w:pPr>
       <w:r>
         <w:drawing>
-          <wp:anchor distT="0" distB="0" distL="0" distR="0" simplePos="0" relativeHeight="9" behindDoc="0" locked="0" layoutInCell="0" allowOverlap="1">
+          <wp:anchor distT="0" distB="0" distL="0" distR="0" simplePos="0" relativeHeight="11" behindDoc="0" locked="0" layoutInCell="0" allowOverlap="1">
             <wp:simplePos x="0" y="0"/>
             <wp:positionH relativeFrom="column">
-              <wp:align>center</wp:align>
+              <wp:posOffset>-170180</wp:posOffset>
             </wp:positionH>
             <wp:positionV relativeFrom="paragraph">
-              <wp:posOffset>635</wp:posOffset>
+              <wp:posOffset>19050</wp:posOffset>
             </wp:positionV>
-            <wp:extent cx="5940425" cy="3441700"/>
+            <wp:extent cx="6438265" cy="4293235"/>
             <wp:effectExtent l="0" t="0" r="0" b="0"/>
-            <wp:wrapSquare wrapText="largest"/>
-            <wp:docPr id="8" name="Image7"/>
+            <wp:wrapTopAndBottom/>
+            <wp:docPr id="9" name="Image7"/>
             <wp:cNvGraphicFramePr>
               <a:graphicFrameLocks xmlns:a="http://schemas.openxmlformats.org/drawingml/2006/main" noChangeAspect="1"/>
             </wp:cNvGraphicFramePr>
@@ -3300,13 +3147,13 @@
               <a:graphicData uri="http://schemas.openxmlformats.org/drawingml/2006/picture">
                 <pic:pic xmlns:pic="http://schemas.openxmlformats.org/drawingml/2006/picture">
                   <pic:nvPicPr>
-                    <pic:cNvPr id="8" name="Image7"/>
+                    <pic:cNvPr id="9" name="Image7"/>
                     <pic:cNvPicPr>
                       <a:picLocks noChangeAspect="1" noChangeArrowheads="1"/>
                     </pic:cNvPicPr>
                   </pic:nvPicPr>
                   <pic:blipFill>
-                    <a:blip r:embed="rId11"/>
+                    <a:blip r:embed="rId13"/>
                     <a:stretch>
                       <a:fillRect/>
                     </a:stretch>
@@ -3314,7 +3161,7 @@
                   <pic:spPr bwMode="auto">
                     <a:xfrm>
                       <a:off x="0" y="0"/>
-                      <a:ext cx="5940425" cy="3441700"/>
+                      <a:ext cx="6438265" cy="4293235"/>
                     </a:xfrm>
                     <a:prstGeom prst="rect">
                       <a:avLst/>
@@ -3333,7 +3180,23 @@
           <w:sz w:val="28"/>
           <w:szCs w:val="28"/>
         </w:rPr>
-        <w:t>Рисунок 6 — Тестовый html документ с содержанием сайта и демонстрация сайта</w:t>
+        <w:t xml:space="preserve">Рисунок </w:t>
+      </w:r>
+      <w:r>
+        <w:rPr>
+          <w:rFonts w:cs="Times New Roman"/>
+          <w:sz w:val="28"/>
+          <w:szCs w:val="28"/>
+        </w:rPr>
+        <w:t>8</w:t>
+      </w:r>
+      <w:r>
+        <w:rPr>
+          <w:rFonts w:cs="Times New Roman"/>
+          <w:sz w:val="28"/>
+          <w:szCs w:val="28"/>
+        </w:rPr>
+        <w:t xml:space="preserve"> – Тестовый html документ с содержанием сайта и демонстрация сайта</w:t>
       </w:r>
     </w:p>
     <w:p>
@@ -3341,7 +3204,7 @@
         <w:pStyle w:val="BodyText"/>
         <w:widowControl/>
         <w:suppressAutoHyphens w:val="true"/>
-        <w:overflowPunct w:val="true"/>
+        <w:overflowPunct w:val="false"/>
         <w:bidi w:val="0"/>
         <w:spacing w:lineRule="auto" w:line="276" w:before="0" w:after="140"/>
         <w:ind w:hanging="0" w:left="0" w:right="0"/>
@@ -3363,14 +3226,94 @@
     <w:p>
       <w:pPr>
         <w:pStyle w:val="Heading3"/>
+        <w:spacing w:lineRule="auto" w:line="360"/>
         <w:ind w:firstLine="720" w:left="0" w:right="0"/>
         <w:rPr/>
       </w:pPr>
-      <w:bookmarkStart w:id="7" w:name="__RefHeading___Toc2840_4287499827"/>
-      <w:bookmarkEnd w:id="7"/>
+      <w:bookmarkStart w:id="8" w:name="__RefHeading___Toc2840_4287499827"/>
+      <w:bookmarkEnd w:id="8"/>
       <w:r>
         <w:rPr/>
         <w:t>c) Приложение</w:t>
+      </w:r>
+    </w:p>
+    <w:p>
+      <w:pPr>
+        <w:pStyle w:val="BodyText"/>
+        <w:spacing w:lineRule="auto" w:line="360" w:before="0" w:after="0"/>
+        <w:rPr/>
+      </w:pPr>
+      <w:r>
+        <w:rPr>
+          <w:rFonts w:cs="Times New Roman"/>
+          <w:sz w:val="28"/>
+          <w:szCs w:val="28"/>
+        </w:rPr>
+        <w:t xml:space="preserve">Первым делом я опубликовал сервер под новым адресом для приложения (рисунок </w:t>
+      </w:r>
+      <w:r>
+        <w:rPr>
+          <w:rFonts w:cs="Times New Roman"/>
+          <w:sz w:val="28"/>
+          <w:szCs w:val="28"/>
+        </w:rPr>
+        <w:t>9</w:t>
+      </w:r>
+      <w:r>
+        <w:rPr>
+          <w:rFonts w:cs="Times New Roman"/>
+          <w:sz w:val="28"/>
+          <w:szCs w:val="28"/>
+        </w:rPr>
+        <w:t xml:space="preserve">) и повторил тест эхо из приложения к лабораторной работе, написал приложение для моей предметной </w:t>
+      </w:r>
+      <w:r>
+        <w:rPr>
+          <w:rFonts w:eastAsia="Times New Roman"/>
+          <w:color w:val="000000"/>
+          <w:kern w:val="0"/>
+          <w:lang w:val="ru-RU" w:eastAsia="ru-RU" w:bidi="ar-SA"/>
+        </w:rPr>
+        <w:t>области</w:t>
+      </w:r>
+      <w:r>
+        <w:rPr>
+          <w:rFonts w:cs="Times New Roman"/>
+          <w:sz w:val="28"/>
+          <w:szCs w:val="28"/>
+        </w:rPr>
+        <w:t xml:space="preserve"> (</w:t>
+      </w:r>
+      <w:r>
+        <w:rPr>
+          <w:sz w:val="28"/>
+          <w:szCs w:val="28"/>
+        </w:rPr>
+        <w:t>Безопасность в промышленности и производстве</w:t>
+      </w:r>
+      <w:r>
+        <w:rPr>
+          <w:rFonts w:cs="Times New Roman"/>
+          <w:sz w:val="28"/>
+          <w:szCs w:val="28"/>
+        </w:rPr>
+        <w:t xml:space="preserve">) на рисунке </w:t>
+      </w:r>
+      <w:r>
+        <w:rPr>
+          <w:rFonts w:cs="Times New Roman"/>
+          <w:sz w:val="28"/>
+          <w:szCs w:val="28"/>
+        </w:rPr>
+        <w:t>9</w:t>
+      </w:r>
+      <w:r>
+        <w:rPr>
+          <w:rFonts w:cs="Times New Roman"/>
+          <w:sz w:val="28"/>
+          <w:szCs w:val="28"/>
+        </w:rPr>
+        <w:t>. Весь код находится в репозитории на гитхаб (https://github.com/WhereIsSolar/TAMP-prac2).</w:t>
       </w:r>
     </w:p>
     <w:p>
@@ -3378,56 +3321,16 @@
         <w:pStyle w:val="BodyText"/>
         <w:widowControl/>
         <w:suppressAutoHyphens w:val="true"/>
-        <w:overflowPunct w:val="true"/>
+        <w:overflowPunct w:val="false"/>
         <w:bidi w:val="0"/>
-        <w:spacing w:lineRule="auto" w:line="276" w:before="0" w:after="140"/>
-        <w:ind w:firstLine="720" w:left="0" w:right="0"/>
-        <w:jc w:val="both"/>
-        <w:rPr/>
-      </w:pPr>
-      <w:r>
-        <w:rPr>
-          <w:rFonts w:cs="Times New Roman"/>
-          <w:sz w:val="28"/>
-          <w:szCs w:val="28"/>
-        </w:rPr>
-        <w:t>Первым делом я опубликовал сервер под новым адресом для приложения (рисунок 7) и повторил тест эхо из приложения к лабораторной работе, написал приложение для моей предметной области (</w:t>
-      </w:r>
-      <w:r>
-        <w:rPr>
-          <w:sz w:val="28"/>
-          <w:szCs w:val="28"/>
-        </w:rPr>
-        <w:t>Безопасность в промышленности и производстве</w:t>
-      </w:r>
-      <w:r>
-        <w:rPr>
-          <w:rFonts w:cs="Times New Roman"/>
-          <w:sz w:val="28"/>
-          <w:szCs w:val="28"/>
-        </w:rPr>
-        <w:t>) на рисунке 8. Весь код находится в репозитории на гитхаб (https://github.com/WhereIsSolar/TAMP-prac2).</w:t>
-      </w:r>
-    </w:p>
-    <w:p>
-      <w:pPr>
-        <w:pStyle w:val="BodyText"/>
-        <w:widowControl/>
-        <w:suppressAutoHyphens w:val="true"/>
-        <w:overflowPunct w:val="true"/>
-        <w:bidi w:val="0"/>
-        <w:spacing w:lineRule="auto" w:line="276" w:before="0" w:after="140"/>
+        <w:spacing w:lineRule="auto" w:line="360" w:before="0" w:after="140"/>
         <w:ind w:firstLine="720" w:left="0" w:right="0"/>
         <w:jc w:val="center"/>
-        <w:rPr>
-          <w:rFonts w:ascii="Times New Roman" w:hAnsi="Times New Roman" w:cs="Times New Roman"/>
-          <w:sz w:val="28"/>
-          <w:szCs w:val="28"/>
-        </w:rPr>
+        <w:rPr/>
       </w:pPr>
       <w:r>
         <w:drawing>
-          <wp:anchor distT="0" distB="0" distL="0" distR="0" simplePos="0" relativeHeight="10" behindDoc="0" locked="0" layoutInCell="0" allowOverlap="1">
+          <wp:anchor distT="0" distB="0" distL="0" distR="0" simplePos="0" relativeHeight="9" behindDoc="0" locked="0" layoutInCell="0" allowOverlap="1">
             <wp:simplePos x="0" y="0"/>
             <wp:positionH relativeFrom="column">
               <wp:align>center</wp:align>
@@ -3438,7 +3341,7 @@
             <wp:extent cx="6412865" cy="610235"/>
             <wp:effectExtent l="0" t="0" r="0" b="0"/>
             <wp:wrapSquare wrapText="largest"/>
-            <wp:docPr id="9" name="Image8"/>
+            <wp:docPr id="10" name="Image8"/>
             <wp:cNvGraphicFramePr>
               <a:graphicFrameLocks xmlns:a="http://schemas.openxmlformats.org/drawingml/2006/main" noChangeAspect="1"/>
             </wp:cNvGraphicFramePr>
@@ -3446,13 +3349,13 @@
               <a:graphicData uri="http://schemas.openxmlformats.org/drawingml/2006/picture">
                 <pic:pic xmlns:pic="http://schemas.openxmlformats.org/drawingml/2006/picture">
                   <pic:nvPicPr>
-                    <pic:cNvPr id="9" name="Image8"/>
+                    <pic:cNvPr id="10" name="Image8"/>
                     <pic:cNvPicPr>
                       <a:picLocks noChangeAspect="1" noChangeArrowheads="1"/>
                     </pic:cNvPicPr>
                   </pic:nvPicPr>
                   <pic:blipFill>
-                    <a:blip r:embed="rId12"/>
+                    <a:blip r:embed="rId14"/>
                     <a:stretch>
                       <a:fillRect/>
                     </a:stretch>
@@ -3479,7 +3382,23 @@
           <w:sz w:val="28"/>
           <w:szCs w:val="28"/>
         </w:rPr>
-        <w:t>Рисунок 7 — Новая публикация для реализации приложения</w:t>
+        <w:t xml:space="preserve">Рисунок </w:t>
+      </w:r>
+      <w:r>
+        <w:rPr>
+          <w:rFonts w:cs="Times New Roman"/>
+          <w:sz w:val="28"/>
+          <w:szCs w:val="28"/>
+        </w:rPr>
+        <w:t>9</w:t>
+      </w:r>
+      <w:r>
+        <w:rPr>
+          <w:rFonts w:cs="Times New Roman"/>
+          <w:sz w:val="28"/>
+          <w:szCs w:val="28"/>
+        </w:rPr>
+        <w:t xml:space="preserve"> – Новая публикация для реализации приложения</w:t>
       </w:r>
     </w:p>
     <w:p>
@@ -3487,9 +3406,9 @@
         <w:pStyle w:val="BodyText"/>
         <w:widowControl/>
         <w:suppressAutoHyphens w:val="true"/>
-        <w:overflowPunct w:val="true"/>
+        <w:overflowPunct w:val="false"/>
         <w:bidi w:val="0"/>
-        <w:spacing w:lineRule="auto" w:line="276" w:before="0" w:after="140"/>
+        <w:spacing w:lineRule="auto" w:line="360" w:before="0" w:after="140"/>
         <w:ind w:firstLine="720" w:left="0" w:right="0"/>
         <w:jc w:val="center"/>
         <w:rPr>
@@ -3511,20 +3430,16 @@
         <w:pStyle w:val="BodyText"/>
         <w:widowControl/>
         <w:suppressAutoHyphens w:val="true"/>
-        <w:overflowPunct w:val="true"/>
+        <w:overflowPunct w:val="false"/>
         <w:bidi w:val="0"/>
-        <w:spacing w:lineRule="auto" w:line="276" w:before="0" w:after="140"/>
+        <w:spacing w:lineRule="auto" w:line="360" w:before="0" w:after="0"/>
         <w:ind w:firstLine="720" w:left="0" w:right="0"/>
         <w:jc w:val="center"/>
-        <w:rPr>
-          <w:rFonts w:ascii="Times New Roman" w:hAnsi="Times New Roman" w:cs="Times New Roman"/>
-          <w:sz w:val="28"/>
-          <w:szCs w:val="28"/>
-        </w:rPr>
+        <w:rPr/>
       </w:pPr>
       <w:r>
         <w:drawing>
-          <wp:anchor distT="0" distB="0" distL="0" distR="0" simplePos="0" relativeHeight="11" behindDoc="0" locked="0" layoutInCell="0" allowOverlap="1">
+          <wp:anchor distT="0" distB="0" distL="0" distR="0" simplePos="0" relativeHeight="10" behindDoc="0" locked="0" layoutInCell="0" allowOverlap="1">
             <wp:simplePos x="0" y="0"/>
             <wp:positionH relativeFrom="column">
               <wp:align>center</wp:align>
@@ -3535,7 +3450,7 @@
             <wp:extent cx="6790690" cy="2707640"/>
             <wp:effectExtent l="0" t="0" r="0" b="0"/>
             <wp:wrapSquare wrapText="largest"/>
-            <wp:docPr id="10" name="Image9"/>
+            <wp:docPr id="11" name="Image9"/>
             <wp:cNvGraphicFramePr>
               <a:graphicFrameLocks xmlns:a="http://schemas.openxmlformats.org/drawingml/2006/main" noChangeAspect="1"/>
             </wp:cNvGraphicFramePr>
@@ -3543,13 +3458,13 @@
               <a:graphicData uri="http://schemas.openxmlformats.org/drawingml/2006/picture">
                 <pic:pic xmlns:pic="http://schemas.openxmlformats.org/drawingml/2006/picture">
                   <pic:nvPicPr>
-                    <pic:cNvPr id="10" name="Image9"/>
+                    <pic:cNvPr id="11" name="Image9"/>
                     <pic:cNvPicPr>
                       <a:picLocks noChangeAspect="1" noChangeArrowheads="1"/>
                     </pic:cNvPicPr>
                   </pic:nvPicPr>
                   <pic:blipFill>
-                    <a:blip r:embed="rId13"/>
+                    <a:blip r:embed="rId15"/>
                     <a:stretch>
                       <a:fillRect/>
                     </a:stretch>
@@ -3576,7 +3491,23 @@
           <w:sz w:val="28"/>
           <w:szCs w:val="28"/>
         </w:rPr>
-        <w:t>Рисунок 8 —  Приложение на тему безопасность в промышленности и производстве</w:t>
+        <w:t xml:space="preserve">Рисунок </w:t>
+      </w:r>
+      <w:r>
+        <w:rPr>
+          <w:rFonts w:cs="Times New Roman"/>
+          <w:sz w:val="28"/>
+          <w:szCs w:val="28"/>
+        </w:rPr>
+        <w:t>10</w:t>
+      </w:r>
+      <w:r>
+        <w:rPr>
+          <w:rFonts w:cs="Times New Roman"/>
+          <w:sz w:val="28"/>
+          <w:szCs w:val="28"/>
+        </w:rPr>
+        <w:t xml:space="preserve"> – Приложение на тему безопасность в промышленности и производстве</w:t>
       </w:r>
     </w:p>
     <w:p>
@@ -3584,177 +3515,66 @@
         <w:pStyle w:val="BodyText"/>
         <w:widowControl/>
         <w:suppressAutoHyphens w:val="true"/>
-        <w:overflowPunct w:val="true"/>
-        <w:bidi w:val="0"/>
-        <w:spacing w:lineRule="auto" w:line="276" w:before="0" w:after="140"/>
-        <w:ind w:firstLine="720" w:left="0" w:right="0"/>
-        <w:jc w:val="both"/>
-        <w:rPr>
-          <w:rFonts w:ascii="Times New Roman" w:hAnsi="Times New Roman" w:cs="Times New Roman"/>
-          <w:sz w:val="28"/>
-          <w:szCs w:val="28"/>
-        </w:rPr>
-      </w:pPr>
-      <w:r>
-        <w:rPr>
-          <w:rFonts w:cs="Times New Roman"/>
-          <w:sz w:val="28"/>
-          <w:szCs w:val="28"/>
-        </w:rPr>
-      </w:r>
-      <w:r>
-        <w:br w:type="page"/>
-      </w:r>
-    </w:p>
-    <w:p>
-      <w:pPr>
-        <w:pStyle w:val="Heading1"/>
-        <w:spacing w:before="0" w:after="0"/>
-        <w:ind w:firstLine="720" w:left="0" w:right="0"/>
-        <w:jc w:val="center"/>
-        <w:rPr>
-          <w:bCs/>
-          <w:sz w:val="28"/>
-          <w:szCs w:val="28"/>
-        </w:rPr>
-      </w:pPr>
-      <w:bookmarkStart w:id="8" w:name="__RefHeading___Toc2842_4287499827"/>
-      <w:bookmarkEnd w:id="8"/>
-      <w:r>
-        <w:rPr>
-          <w:rStyle w:val="Strong"/>
-        </w:rPr>
-        <w:t>Заключение</w:t>
-      </w:r>
-    </w:p>
-    <w:p>
-      <w:pPr>
-        <w:pStyle w:val="BodyText"/>
-        <w:widowControl/>
-        <w:suppressAutoHyphens w:val="true"/>
-        <w:overflowPunct w:val="true"/>
+        <w:overflowPunct w:val="false"/>
         <w:bidi w:val="0"/>
         <w:spacing w:lineRule="auto" w:line="360" w:before="0" w:after="140"/>
         <w:ind w:firstLine="720" w:left="0" w:right="0"/>
         <w:jc w:val="both"/>
         <w:rPr>
-          <w:bCs/>
-          <w:sz w:val="28"/>
-          <w:szCs w:val="28"/>
-        </w:rPr>
-      </w:pPr>
-      <w:r>
-        <w:rPr>
-          <w:bCs/>
-          <w:sz w:val="28"/>
-          <w:szCs w:val="28"/>
-        </w:rPr>
-        <w:t>В ходе выполнения практической работы был успешно развернут и настроен виртуальный сервер на инфраструктуре хостинга НГТУ с выделенными ресурсами: 1 виртуальное ядро, 1 ГБ оперативной памяти и 20 ГБ дискового пространства.</w:t>
+          <w:rFonts w:ascii="Times New Roman" w:hAnsi="Times New Roman" w:cs="Times New Roman"/>
+          <w:sz w:val="28"/>
+          <w:szCs w:val="28"/>
+        </w:rPr>
+      </w:pPr>
+      <w:r>
+        <w:rPr>
+          <w:rFonts w:cs="Times New Roman"/>
+          <w:sz w:val="28"/>
+          <w:szCs w:val="28"/>
+        </w:rPr>
       </w:r>
     </w:p>
     <w:p>
       <w:pPr>
         <w:pStyle w:val="BodyText"/>
         <w:spacing w:lineRule="auto" w:line="360"/>
-        <w:rPr>
-          <w:bCs/>
-          <w:sz w:val="28"/>
-          <w:szCs w:val="28"/>
-        </w:rPr>
-      </w:pPr>
-      <w:r>
-        <w:rPr>
-          <w:bCs/>
-          <w:sz w:val="28"/>
-          <w:szCs w:val="28"/>
-        </w:rPr>
-        <w:t>На сервере с использованием вспомогательного скрипта был установлен и развернут VPN-сервис на базе технологии OpenVPN, передающий данные по протоколу TCP для обеспечения надежности соединения.</w:t>
-      </w:r>
-    </w:p>
-    <w:p>
-      <w:pPr>
-        <w:pStyle w:val="BodyText"/>
-        <w:spacing w:lineRule="auto" w:line="360"/>
-        <w:rPr/>
-      </w:pPr>
-      <w:r>
-        <w:rPr>
-          <w:bCs/>
-          <w:sz w:val="28"/>
-          <w:szCs w:val="28"/>
-        </w:rPr>
-        <w:t>Был создан веб-сайт компании, предоставляющей услуги по б</w:t>
-      </w:r>
-      <w:r>
-        <w:rPr>
-          <w:sz w:val="28"/>
-          <w:szCs w:val="28"/>
-        </w:rPr>
-        <w:t>езопасности в промышленности и производстве</w:t>
-      </w:r>
-      <w:r>
-        <w:rPr>
-          <w:bCs/>
-          <w:sz w:val="28"/>
-          <w:szCs w:val="28"/>
-        </w:rPr>
-        <w:t>, состоящий из трех основных страниц: главной страницы с информацией о деятельности организации, страницы услуг, на которой указаны контроль доступа к помещениям, видеонаблюдение, пожарная и охранная сигнализации, а также страницы контактов, содержащей контактную информацию и форму обратной связи. Веб-сайт был развернут с использованием HTTP-сервера Apache.</w:t>
-      </w:r>
-    </w:p>
-    <w:p>
-      <w:pPr>
-        <w:pStyle w:val="BodyText"/>
-        <w:spacing w:lineRule="auto" w:line="360"/>
-        <w:rPr>
-          <w:bCs/>
-          <w:sz w:val="28"/>
-          <w:szCs w:val="28"/>
-        </w:rPr>
-      </w:pPr>
-      <w:r>
-        <w:rPr>
-          <w:bCs/>
-          <w:sz w:val="28"/>
-          <w:szCs w:val="28"/>
-        </w:rPr>
-        <w:t>Дополнительно было разработано клиент-серверное приложение на языке программирования Python, реализующее эхо-соединение для консультирования по вопросам промышленной безопасности.</w:t>
-      </w:r>
-    </w:p>
-    <w:p>
-      <w:pPr>
-        <w:pStyle w:val="BodyText"/>
-        <w:spacing w:lineRule="auto" w:line="360"/>
-        <w:rPr>
-          <w:bCs/>
-          <w:sz w:val="28"/>
-          <w:szCs w:val="28"/>
-        </w:rPr>
-      </w:pPr>
-      <w:r>
-        <w:rPr>
-          <w:bCs/>
-          <w:sz w:val="28"/>
-          <w:szCs w:val="28"/>
-        </w:rPr>
-        <w:t>В целях безопасности был настроен брандмауэр ufw: открыты порты 1149 для VPN-соединения, 3333 для работы клиент-серверного приложения и 80 для доступа к веб-сайту. После настройки брандмауэра указанные порты были опубликованы в панели управления хостинга НГТУ для обеспечения внешнего доступа к серверу и его сервисам.</w:t>
-      </w:r>
-    </w:p>
-    <w:p>
-      <w:pPr>
-        <w:pStyle w:val="BodyText"/>
-        <w:spacing w:lineRule="auto" w:line="360"/>
-        <w:rPr>
-          <w:bCs/>
-          <w:sz w:val="28"/>
-          <w:szCs w:val="28"/>
-        </w:rPr>
-      </w:pPr>
-      <w:r>
-        <w:rPr>
-          <w:bCs/>
-          <w:sz w:val="28"/>
-          <w:szCs w:val="28"/>
-        </w:rPr>
+        <w:rPr/>
+      </w:pPr>
+      <w:r>
+        <w:rPr/>
+        <w:t>С помощью данного кода мы можем продемонстрировать работу клиент-серверного приложение, которое может передавать запросы к серверу и получать ответы.</w:t>
+      </w:r>
+      <w:r>
+        <w:br w:type="page"/>
+      </w:r>
+    </w:p>
+    <w:p>
+      <w:pPr>
+        <w:pStyle w:val="Heading1"/>
+        <w:spacing w:lineRule="auto" w:line="360" w:before="0" w:after="0"/>
+        <w:ind w:hanging="0" w:left="0" w:right="0"/>
+        <w:jc w:val="center"/>
+        <w:rPr/>
+      </w:pPr>
+      <w:bookmarkStart w:id="9" w:name="__RefHeading___Toc2842_4287499827"/>
+      <w:bookmarkEnd w:id="9"/>
+      <w:r>
+        <w:rPr>
+          <w:rStyle w:val="Strong"/>
+        </w:rPr>
+        <w:t>Заключение</w:t>
+      </w:r>
+    </w:p>
+    <w:p>
+      <w:pPr>
+        <w:pStyle w:val="Normal"/>
+        <w:spacing w:lineRule="auto" w:line="360" w:before="0" w:after="0"/>
+        <w:ind w:hanging="0" w:left="0" w:right="0"/>
+        <w:jc w:val="center"/>
+        <w:rPr/>
+      </w:pPr>
+      <w:r>
+        <w:rPr/>
       </w:r>
     </w:p>
     <w:p>
@@ -3762,7 +3582,174 @@
         <w:pStyle w:val="BodyText"/>
         <w:widowControl/>
         <w:suppressAutoHyphens w:val="true"/>
-        <w:overflowPunct w:val="true"/>
+        <w:overflowPunct w:val="false"/>
+        <w:bidi w:val="0"/>
+        <w:spacing w:lineRule="auto" w:line="360" w:before="0" w:after="0"/>
+        <w:ind w:firstLine="720" w:left="0" w:right="0"/>
+        <w:jc w:val="both"/>
+        <w:rPr/>
+      </w:pPr>
+      <w:r>
+        <w:rPr>
+          <w:bCs/>
+          <w:sz w:val="28"/>
+          <w:szCs w:val="28"/>
+        </w:rPr>
+        <w:t>В ходе выполнения практической работы был успешно развернут и настроен виртуальный сервер на инфраструктуре хостинга НГТУ с выделенными ресурсами: 1 виртуальное ядро, 1 ГБ оперативной памяти и 20 ГБ дискового пространства.</w:t>
+      </w:r>
+    </w:p>
+    <w:p>
+      <w:pPr>
+        <w:pStyle w:val="BodyText"/>
+        <w:spacing w:lineRule="auto" w:line="360" w:before="0" w:after="0"/>
+        <w:rPr/>
+      </w:pPr>
+      <w:r>
+        <w:rPr>
+          <w:bCs/>
+          <w:sz w:val="28"/>
+          <w:szCs w:val="28"/>
+        </w:rPr>
+        <w:t>На сервере с использованием вспомогательного скрипта был установлен и развернут VPN-сервис на базе технологии OpenVPN, передающий данные по протоколу TCP для обеспечения надежности соединения.</w:t>
+      </w:r>
+    </w:p>
+    <w:p>
+      <w:pPr>
+        <w:pStyle w:val="BodyText"/>
+        <w:spacing w:lineRule="auto" w:line="360" w:before="0" w:after="0"/>
+        <w:rPr/>
+      </w:pPr>
+      <w:r>
+        <w:rPr>
+          <w:bCs/>
+          <w:sz w:val="28"/>
+          <w:szCs w:val="28"/>
+        </w:rPr>
+        <w:t>Был создан веб-сайт компании, предоставляющей услуги по б</w:t>
+      </w:r>
+      <w:r>
+        <w:rPr>
+          <w:sz w:val="28"/>
+          <w:szCs w:val="28"/>
+        </w:rPr>
+        <w:t>езопасности в промышленности и производстве</w:t>
+      </w:r>
+      <w:r>
+        <w:rPr>
+          <w:bCs/>
+          <w:sz w:val="28"/>
+          <w:szCs w:val="28"/>
+        </w:rPr>
+        <w:t>, состоящий из трех основных страниц: главной страницы с информацией о деятельности организации, страницы услуг, на которой указаны контроль доступа к помещениям, видеонаблюдение, пожарная и охранная сигнализации, а также страницы контактов, содержащей контактную информацию и форму обратной связи. Веб-сайт был развернут с использованием HTTP-сервера Apache.</w:t>
+      </w:r>
+    </w:p>
+    <w:p>
+      <w:pPr>
+        <w:pStyle w:val="BodyText"/>
+        <w:spacing w:lineRule="auto" w:line="360" w:before="0" w:after="0"/>
+        <w:rPr/>
+      </w:pPr>
+      <w:r>
+        <w:rPr>
+          <w:bCs/>
+          <w:sz w:val="28"/>
+          <w:szCs w:val="28"/>
+        </w:rPr>
+        <w:t xml:space="preserve">Дополнительно было разработано клиент-серверное приложение на языке программирования Python, реализующее эхо-соединение для консультирования по вопросам промышленной безопасности. </w:t>
+      </w:r>
+      <w:r>
+        <w:rPr>
+          <w:bCs/>
+          <w:sz w:val="28"/>
+          <w:szCs w:val="28"/>
+        </w:rPr>
+        <w:t>К</w:t>
+      </w:r>
+      <w:r>
+        <w:rPr>
+          <w:sz w:val="28"/>
+          <w:szCs w:val="28"/>
+        </w:rPr>
+        <w:t xml:space="preserve">од (клиент-серверное приложение на Python) нужен был, чтобы </w:t>
+      </w:r>
+      <w:r>
+        <w:rPr>
+          <w:rStyle w:val="Strong"/>
+          <w:b w:val="false"/>
+          <w:bCs w:val="false"/>
+          <w:sz w:val="28"/>
+          <w:szCs w:val="28"/>
+        </w:rPr>
+        <w:t>продемонстрировать взаимодействие клиента и сервера по сети</w:t>
+      </w:r>
+      <w:r>
+        <w:rPr>
+          <w:b w:val="false"/>
+          <w:bCs w:val="false"/>
+          <w:sz w:val="28"/>
+          <w:szCs w:val="28"/>
+        </w:rPr>
+        <w:t xml:space="preserve">. Он показывает, как клиент отправляет запрос (команду), сервер его обрабатывает и возвращает ответ в нашем случае, справочную информацию по </w:t>
+      </w:r>
+      <w:r>
+        <w:rPr>
+          <w:rStyle w:val="Strong"/>
+          <w:b w:val="false"/>
+          <w:bCs w:val="false"/>
+          <w:sz w:val="28"/>
+          <w:szCs w:val="28"/>
+        </w:rPr>
+        <w:t>промышленной безопасности</w:t>
+      </w:r>
+      <w:r>
+        <w:rPr>
+          <w:b w:val="false"/>
+          <w:bCs w:val="false"/>
+          <w:sz w:val="28"/>
+          <w:szCs w:val="28"/>
+        </w:rPr>
+        <w:t>.</w:t>
+      </w:r>
+    </w:p>
+    <w:p>
+      <w:pPr>
+        <w:pStyle w:val="BodyText"/>
+        <w:spacing w:lineRule="auto" w:line="360" w:before="0" w:after="0"/>
+        <w:rPr/>
+      </w:pPr>
+      <w:r>
+        <w:rPr>
+          <w:bCs/>
+          <w:sz w:val="28"/>
+          <w:szCs w:val="28"/>
+        </w:rPr>
+        <w:t>В целях безопасности был настроен брандмауэр ufw: открыты порты 1149 для VPN-соединения, 3333 для работы клиент-серверного приложения и 80 для доступа к веб-сайту. После настройки брандмауэра указанные порты были опубликованы в панели управления хостинга НГТУ для обеспечения внешнего доступа к серверу и его сервисам.</w:t>
+      </w:r>
+    </w:p>
+    <w:p>
+      <w:pPr>
+        <w:pStyle w:val="BodyText"/>
+        <w:spacing w:lineRule="auto" w:line="360"/>
+        <w:rPr>
+          <w:bCs/>
+          <w:sz w:val="28"/>
+          <w:szCs w:val="28"/>
+        </w:rPr>
+      </w:pPr>
+      <w:r>
+        <w:rPr>
+          <w:bCs/>
+          <w:sz w:val="28"/>
+          <w:szCs w:val="28"/>
+        </w:rPr>
+      </w:r>
+    </w:p>
+    <w:p>
+      <w:pPr>
+        <w:pStyle w:val="BodyText"/>
+        <w:widowControl/>
+        <w:suppressAutoHyphens w:val="true"/>
+        <w:overflowPunct w:val="false"/>
         <w:bidi w:val="0"/>
         <w:spacing w:lineRule="auto" w:line="360" w:before="0" w:after="140"/>
         <w:ind w:firstLine="720" w:left="0" w:right="0"/>
@@ -3782,9 +3769,9 @@
       </w:r>
     </w:p>
     <w:sectPr>
-      <w:footerReference w:type="even" r:id="rId14"/>
-      <w:footerReference w:type="default" r:id="rId15"/>
-      <w:footerReference w:type="first" r:id="rId16"/>
+      <w:footerReference w:type="even" r:id="rId16"/>
+      <w:footerReference w:type="default" r:id="rId17"/>
+      <w:footerReference w:type="first" r:id="rId18"/>
       <w:type w:val="nextPage"/>
       <w:pgSz w:w="11906" w:h="16838"/>
       <w:pgMar w:left="1701" w:right="850" w:gutter="0" w:header="0" w:top="1134" w:footer="708" w:bottom="1134"/>
@@ -3834,7 +3821,7 @@
     </w:r>
     <w:r>
       <w:rPr/>
-      <w:t>5</w:t>
+      <w:t>6</w:t>
     </w:r>
     <w:r>
       <w:rPr/>
@@ -4151,7 +4138,7 @@
     <w:pPr>
       <w:widowControl/>
       <w:suppressAutoHyphens w:val="true"/>
-      <w:overflowPunct w:val="true"/>
+      <w:overflowPunct w:val="false"/>
       <w:bidi w:val="0"/>
       <w:spacing w:lineRule="auto" w:line="240" w:before="0" w:after="0"/>
       <w:jc w:val="left"/>
@@ -4179,7 +4166,7 @@
         <w:numId w:val="0"/>
       </w:numPr>
       <w:suppressAutoHyphens w:val="true"/>
-      <w:overflowPunct w:val="true"/>
+      <w:overflowPunct w:val="false"/>
       <w:bidi w:val="0"/>
       <w:spacing w:lineRule="auto" w:line="360" w:before="0" w:after="0"/>
       <w:ind w:firstLine="720" w:left="0" w:right="0"/>
@@ -4209,7 +4196,7 @@
         <w:numId w:val="0"/>
       </w:numPr>
       <w:suppressAutoHyphens w:val="true"/>
-      <w:overflowPunct w:val="true"/>
+      <w:overflowPunct w:val="false"/>
       <w:bidi w:val="0"/>
       <w:spacing w:lineRule="auto" w:line="360" w:before="0" w:after="0"/>
       <w:ind w:firstLine="720" w:left="0" w:right="0"/>
@@ -4363,8 +4350,8 @@
       <w:lang w:eastAsia="ru-RU"/>
     </w:rPr>
   </w:style>
-  <w:style w:type="character" w:styleId="Bulletsuser">
-    <w:name w:val="Bullets (user)"/>
+  <w:style w:type="character" w:styleId="Bullets">
+    <w:name w:val="Bullets"/>
     <w:qFormat/>
     <w:rPr>
       <w:rFonts w:ascii="OpenSymbol" w:hAnsi="OpenSymbol" w:eastAsia="OpenSymbol" w:cs="OpenSymbol"/>
@@ -4390,8 +4377,8 @@
     <w:qFormat/>
     <w:rPr/>
   </w:style>
-  <w:style w:type="character" w:styleId="Bullets">
-    <w:name w:val="Bullets"/>
+  <w:style w:type="character" w:styleId="Bulletsuser">
+    <w:name w:val="Bullets (user)"/>
     <w:qFormat/>
     <w:rPr>
       <w:rFonts w:ascii="OpenSymbol" w:hAnsi="OpenSymbol" w:eastAsia="OpenSymbol" w:cs="OpenSymbol"/>
@@ -4405,13 +4392,15 @@
       <w:u w:val="single"/>
     </w:rPr>
   </w:style>
+  <w:style w:type="character" w:styleId="FootnoteCharacters">
+    <w:name w:val="Footnote Characters"/>
+    <w:qFormat/>
+    <w:rPr>
+      <w:vertAlign w:val="superscript"/>
+    </w:rPr>
+  </w:style>
   <w:style w:type="character" w:styleId="FootnoteCharactersuser">
     <w:name w:val="Footnote Characters (user)"/>
-    <w:qFormat/>
-    <w:rPr/>
-  </w:style>
-  <w:style w:type="character" w:styleId="FootnoteCharacters">
-    <w:name w:val="Footnote Characters"/>
     <w:qFormat/>
     <w:rPr>
       <w:vertAlign w:val="superscript"/>
@@ -4449,13 +4438,17 @@
     <w:pPr>
       <w:widowControl/>
       <w:suppressAutoHyphens w:val="true"/>
-      <w:overflowPunct w:val="true"/>
+      <w:overflowPunct w:val="false"/>
       <w:bidi w:val="0"/>
       <w:spacing w:lineRule="auto" w:line="276" w:before="0" w:after="140"/>
       <w:ind w:firstLine="720" w:left="0" w:right="0"/>
       <w:jc w:val="both"/>
     </w:pPr>
-    <w:rPr/>
+    <w:rPr>
+      <w:rFonts w:ascii="Times New Roman" w:hAnsi="Times New Roman" w:cs="Times New Roman"/>
+      <w:sz w:val="28"/>
+      <w:szCs w:val="28"/>
+    </w:rPr>
   </w:style>
   <w:style w:type="paragraph" w:styleId="List">
     <w:name w:val="List"/>
@@ -4688,8 +4681,8 @@
     </w:pPr>
     <w:rPr/>
   </w:style>
-  <w:style w:type="paragraph" w:styleId="FrameContentsuser">
-    <w:name w:val="Frame Contents (user)"/>
+  <w:style w:type="paragraph" w:styleId="FrameContents">
+    <w:name w:val="Frame Contents"/>
     <w:basedOn w:val="Normal"/>
     <w:qFormat/>
     <w:pPr/>
@@ -4705,7 +4698,9 @@
       </w:tabs>
       <w:ind w:hanging="0" w:left="567"/>
     </w:pPr>
-    <w:rPr/>
+    <w:rPr>
+      <w:sz w:val="28"/>
+    </w:rPr>
   </w:style>
   <w:style w:type="numbering" w:styleId="NoList">
     <w:name w:val="No List"/>
